--- a/Звіт.docx
+++ b/Звіт.docx
@@ -3568,6 +3568,7 @@
       <w:r>
         <w:rPr>
           <w:rFonts w:cstheme="minorHAnsi"/>
+          <w:noProof/>
           <w:sz w:val="28"/>
           <w:szCs w:val="28"/>
           <w:lang w:val="uk-UA"/>
@@ -3622,6 +3623,7 @@
       <w:r>
         <w:rPr>
           <w:rFonts w:cstheme="minorHAnsi"/>
+          <w:noProof/>
           <w:sz w:val="28"/>
           <w:szCs w:val="28"/>
           <w:lang w:val="uk-UA"/>
@@ -3652,6 +3654,70 @@
                     <a:xfrm>
                       <a:off x="0" y="0"/>
                       <a:ext cx="5940425" cy="6106795"/>
+                    </a:xfrm>
+                    <a:prstGeom prst="rect">
+                      <a:avLst/>
+                    </a:prstGeom>
+                  </pic:spPr>
+                </pic:pic>
+              </a:graphicData>
+            </a:graphic>
+          </wp:inline>
+        </w:drawing>
+      </w:r>
+    </w:p>
+    <w:p>
+      <w:pPr>
+        <w:rPr>
+          <w:rFonts w:cstheme="minorHAnsi"/>
+          <w:sz w:val="28"/>
+          <w:szCs w:val="28"/>
+          <w:lang w:val="uk-UA"/>
+        </w:rPr>
+      </w:pPr>
+    </w:p>
+    <w:p>
+      <w:pPr>
+        <w:rPr>
+          <w:rFonts w:cstheme="minorHAnsi"/>
+          <w:sz w:val="28"/>
+          <w:szCs w:val="28"/>
+          <w:lang w:val="uk-UA"/>
+        </w:rPr>
+      </w:pPr>
+      <w:r>
+        <w:rPr>
+          <w:rFonts w:cstheme="minorHAnsi"/>
+          <w:sz w:val="28"/>
+          <w:szCs w:val="28"/>
+          <w:lang w:val="uk-UA"/>
+        </w:rPr>
+        <w:lastRenderedPageBreak/>
+        <w:drawing>
+          <wp:inline distT="0" distB="0" distL="0" distR="0" wp14:anchorId="4634FAA9" wp14:editId="129BFE60">
+            <wp:extent cx="5940425" cy="2898140"/>
+            <wp:effectExtent l="0" t="0" r="3175" b="0"/>
+            <wp:docPr id="2" name="Рисунок 2"/>
+            <wp:cNvGraphicFramePr>
+              <a:graphicFrameLocks xmlns:a="http://schemas.openxmlformats.org/drawingml/2006/main" noChangeAspect="1"/>
+            </wp:cNvGraphicFramePr>
+            <a:graphic xmlns:a="http://schemas.openxmlformats.org/drawingml/2006/main">
+              <a:graphicData uri="http://schemas.openxmlformats.org/drawingml/2006/picture">
+                <pic:pic xmlns:pic="http://schemas.openxmlformats.org/drawingml/2006/picture">
+                  <pic:nvPicPr>
+                    <pic:cNvPr id="1" name=""/>
+                    <pic:cNvPicPr/>
+                  </pic:nvPicPr>
+                  <pic:blipFill>
+                    <a:blip r:embed="rId6"/>
+                    <a:stretch>
+                      <a:fillRect/>
+                    </a:stretch>
+                  </pic:blipFill>
+                  <pic:spPr>
+                    <a:xfrm>
+                      <a:off x="0" y="0"/>
+                      <a:ext cx="5940425" cy="2898140"/>
                     </a:xfrm>
                     <a:prstGeom prst="rect">
                       <a:avLst/>

--- a/Звіт.docx
+++ b/Звіт.docx
@@ -532,67 +532,7 @@
           <w:lang w:val="uk-UA"/>
         </w:rPr>
         <w:lastRenderedPageBreak/>
-        <w:t xml:space="preserve">Успішне виконання </w:t>
-      </w:r>
-      <w:proofErr w:type="spellStart"/>
-      <w:r>
-        <w:rPr>
-          <w:rFonts w:cstheme="minorHAnsi"/>
-          <w:sz w:val="28"/>
-          <w:szCs w:val="28"/>
-          <w:lang w:val="uk-UA"/>
-        </w:rPr>
-        <w:t>скрипта</w:t>
-      </w:r>
-      <w:proofErr w:type="spellEnd"/>
-      <w:r>
-        <w:rPr>
-          <w:rFonts w:cstheme="minorHAnsi"/>
-          <w:sz w:val="28"/>
-          <w:szCs w:val="28"/>
-          <w:lang w:val="uk-UA"/>
-        </w:rPr>
-        <w:t xml:space="preserve"> налаштування середовища (</w:t>
-      </w:r>
-      <w:proofErr w:type="spellStart"/>
-      <w:r>
-        <w:rPr>
-          <w:rFonts w:cstheme="minorHAnsi"/>
-          <w:sz w:val="28"/>
-          <w:szCs w:val="28"/>
-          <w:lang w:val="uk-UA"/>
-        </w:rPr>
-        <w:t>Target</w:t>
-      </w:r>
-      <w:proofErr w:type="spellEnd"/>
-      <w:r>
-        <w:rPr>
-          <w:rFonts w:cstheme="minorHAnsi"/>
-          <w:sz w:val="28"/>
-          <w:szCs w:val="28"/>
-          <w:lang w:val="uk-UA"/>
-        </w:rPr>
-        <w:t xml:space="preserve"> </w:t>
-      </w:r>
-      <w:proofErr w:type="spellStart"/>
-      <w:r>
-        <w:rPr>
-          <w:rFonts w:cstheme="minorHAnsi"/>
-          <w:sz w:val="28"/>
-          <w:szCs w:val="28"/>
-          <w:lang w:val="uk-UA"/>
-        </w:rPr>
-        <w:t>Node</w:t>
-      </w:r>
-      <w:proofErr w:type="spellEnd"/>
-      <w:r>
-        <w:rPr>
-          <w:rFonts w:cstheme="minorHAnsi"/>
-          <w:sz w:val="28"/>
-          <w:szCs w:val="28"/>
-          <w:lang w:val="uk-UA"/>
-        </w:rPr>
-        <w:t>)</w:t>
+        <w:t>Успішне виконання скрипта налаштування середовища (Target Node)</w:t>
       </w:r>
     </w:p>
     <w:p>
@@ -630,7 +570,6 @@
           <w:lang w:val="ru-UA" w:eastAsia="ru-UA"/>
         </w:rPr>
       </w:pPr>
-      <w:proofErr w:type="spellStart"/>
       <w:r>
         <w:rPr>
           <w:rFonts w:ascii="Consolas" w:eastAsia="Times New Roman" w:hAnsi="Consolas" w:cs="Times New Roman"/>
@@ -641,7 +580,6 @@
         </w:rPr>
         <w:t>set</w:t>
       </w:r>
-      <w:proofErr w:type="spellEnd"/>
       <w:r>
         <w:rPr>
           <w:rFonts w:ascii="Consolas" w:eastAsia="Times New Roman" w:hAnsi="Consolas" w:cs="Times New Roman"/>
@@ -675,7 +613,6 @@
           <w:lang w:val="ru-UA" w:eastAsia="ru-UA"/>
         </w:rPr>
       </w:pPr>
-      <w:proofErr w:type="spellStart"/>
       <w:r>
         <w:rPr>
           <w:rFonts w:ascii="Consolas" w:eastAsia="Times New Roman" w:hAnsi="Consolas" w:cs="Times New Roman"/>
@@ -686,18 +623,16 @@
         </w:rPr>
         <w:t>apt-get</w:t>
       </w:r>
-      <w:proofErr w:type="spellEnd"/>
-      <w:r>
-        <w:rPr>
-          <w:rFonts w:ascii="Consolas" w:eastAsia="Times New Roman" w:hAnsi="Consolas" w:cs="Times New Roman"/>
-          <w:color w:val="3B3B3B"/>
-          <w:sz w:val="21"/>
-          <w:szCs w:val="21"/>
-          <w:lang w:val="ru-UA" w:eastAsia="ru-UA"/>
-        </w:rPr>
-        <w:t xml:space="preserve"> </w:t>
-      </w:r>
-      <w:proofErr w:type="spellStart"/>
+      <w:r>
+        <w:rPr>
+          <w:rFonts w:ascii="Consolas" w:eastAsia="Times New Roman" w:hAnsi="Consolas" w:cs="Times New Roman"/>
+          <w:color w:val="3B3B3B"/>
+          <w:sz w:val="21"/>
+          <w:szCs w:val="21"/>
+          <w:lang w:val="ru-UA" w:eastAsia="ru-UA"/>
+        </w:rPr>
+        <w:t xml:space="preserve"> </w:t>
+      </w:r>
       <w:r>
         <w:rPr>
           <w:rFonts w:ascii="Consolas" w:eastAsia="Times New Roman" w:hAnsi="Consolas" w:cs="Times New Roman"/>
@@ -708,7 +643,6 @@
         </w:rPr>
         <w:t>update</w:t>
       </w:r>
-      <w:proofErr w:type="spellEnd"/>
     </w:p>
     <w:p>
       <w:pPr>
@@ -722,7 +656,6 @@
           <w:lang w:val="ru-UA" w:eastAsia="ru-UA"/>
         </w:rPr>
       </w:pPr>
-      <w:proofErr w:type="spellStart"/>
       <w:r>
         <w:rPr>
           <w:rFonts w:ascii="Consolas" w:eastAsia="Times New Roman" w:hAnsi="Consolas" w:cs="Times New Roman"/>
@@ -733,18 +666,16 @@
         </w:rPr>
         <w:t>apt-get</w:t>
       </w:r>
-      <w:proofErr w:type="spellEnd"/>
-      <w:r>
-        <w:rPr>
-          <w:rFonts w:ascii="Consolas" w:eastAsia="Times New Roman" w:hAnsi="Consolas" w:cs="Times New Roman"/>
-          <w:color w:val="3B3B3B"/>
-          <w:sz w:val="21"/>
-          <w:szCs w:val="21"/>
-          <w:lang w:val="ru-UA" w:eastAsia="ru-UA"/>
-        </w:rPr>
-        <w:t xml:space="preserve"> </w:t>
-      </w:r>
-      <w:proofErr w:type="spellStart"/>
+      <w:r>
+        <w:rPr>
+          <w:rFonts w:ascii="Consolas" w:eastAsia="Times New Roman" w:hAnsi="Consolas" w:cs="Times New Roman"/>
+          <w:color w:val="3B3B3B"/>
+          <w:sz w:val="21"/>
+          <w:szCs w:val="21"/>
+          <w:lang w:val="ru-UA" w:eastAsia="ru-UA"/>
+        </w:rPr>
+        <w:t xml:space="preserve"> </w:t>
+      </w:r>
       <w:r>
         <w:rPr>
           <w:rFonts w:ascii="Consolas" w:eastAsia="Times New Roman" w:hAnsi="Consolas" w:cs="Times New Roman"/>
@@ -755,7 +686,6 @@
         </w:rPr>
         <w:t>install</w:t>
       </w:r>
-      <w:proofErr w:type="spellEnd"/>
       <w:r>
         <w:rPr>
           <w:rFonts w:ascii="Consolas" w:eastAsia="Times New Roman" w:hAnsi="Consolas" w:cs="Times New Roman"/>
@@ -786,7 +716,6 @@
         </w:rPr>
         <w:t xml:space="preserve"> </w:t>
       </w:r>
-      <w:proofErr w:type="spellStart"/>
       <w:r>
         <w:rPr>
           <w:rFonts w:ascii="Consolas" w:eastAsia="Times New Roman" w:hAnsi="Consolas" w:cs="Times New Roman"/>
@@ -797,18 +726,16 @@
         </w:rPr>
         <w:t>mariadb-server</w:t>
       </w:r>
-      <w:proofErr w:type="spellEnd"/>
-      <w:r>
-        <w:rPr>
-          <w:rFonts w:ascii="Consolas" w:eastAsia="Times New Roman" w:hAnsi="Consolas" w:cs="Times New Roman"/>
-          <w:color w:val="3B3B3B"/>
-          <w:sz w:val="21"/>
-          <w:szCs w:val="21"/>
-          <w:lang w:val="ru-UA" w:eastAsia="ru-UA"/>
-        </w:rPr>
-        <w:t xml:space="preserve"> </w:t>
-      </w:r>
-      <w:proofErr w:type="spellStart"/>
+      <w:r>
+        <w:rPr>
+          <w:rFonts w:ascii="Consolas" w:eastAsia="Times New Roman" w:hAnsi="Consolas" w:cs="Times New Roman"/>
+          <w:color w:val="3B3B3B"/>
+          <w:sz w:val="21"/>
+          <w:szCs w:val="21"/>
+          <w:lang w:val="ru-UA" w:eastAsia="ru-UA"/>
+        </w:rPr>
+        <w:t xml:space="preserve"> </w:t>
+      </w:r>
       <w:r>
         <w:rPr>
           <w:rFonts w:ascii="Consolas" w:eastAsia="Times New Roman" w:hAnsi="Consolas" w:cs="Times New Roman"/>
@@ -819,18 +746,16 @@
         </w:rPr>
         <w:t>nginx</w:t>
       </w:r>
-      <w:proofErr w:type="spellEnd"/>
-      <w:r>
-        <w:rPr>
-          <w:rFonts w:ascii="Consolas" w:eastAsia="Times New Roman" w:hAnsi="Consolas" w:cs="Times New Roman"/>
-          <w:color w:val="3B3B3B"/>
-          <w:sz w:val="21"/>
-          <w:szCs w:val="21"/>
-          <w:lang w:val="ru-UA" w:eastAsia="ru-UA"/>
-        </w:rPr>
-        <w:t xml:space="preserve"> </w:t>
-      </w:r>
-      <w:proofErr w:type="spellStart"/>
+      <w:r>
+        <w:rPr>
+          <w:rFonts w:ascii="Consolas" w:eastAsia="Times New Roman" w:hAnsi="Consolas" w:cs="Times New Roman"/>
+          <w:color w:val="3B3B3B"/>
+          <w:sz w:val="21"/>
+          <w:szCs w:val="21"/>
+          <w:lang w:val="ru-UA" w:eastAsia="ru-UA"/>
+        </w:rPr>
+        <w:t xml:space="preserve"> </w:t>
+      </w:r>
       <w:r>
         <w:rPr>
           <w:rFonts w:ascii="Consolas" w:eastAsia="Times New Roman" w:hAnsi="Consolas" w:cs="Times New Roman"/>
@@ -841,18 +766,16 @@
         </w:rPr>
         <w:t>curl</w:t>
       </w:r>
-      <w:proofErr w:type="spellEnd"/>
-      <w:r>
-        <w:rPr>
-          <w:rFonts w:ascii="Consolas" w:eastAsia="Times New Roman" w:hAnsi="Consolas" w:cs="Times New Roman"/>
-          <w:color w:val="3B3B3B"/>
-          <w:sz w:val="21"/>
-          <w:szCs w:val="21"/>
-          <w:lang w:val="ru-UA" w:eastAsia="ru-UA"/>
-        </w:rPr>
-        <w:t xml:space="preserve"> </w:t>
-      </w:r>
-      <w:proofErr w:type="spellStart"/>
+      <w:r>
+        <w:rPr>
+          <w:rFonts w:ascii="Consolas" w:eastAsia="Times New Roman" w:hAnsi="Consolas" w:cs="Times New Roman"/>
+          <w:color w:val="3B3B3B"/>
+          <w:sz w:val="21"/>
+          <w:szCs w:val="21"/>
+          <w:lang w:val="ru-UA" w:eastAsia="ru-UA"/>
+        </w:rPr>
+        <w:t xml:space="preserve"> </w:t>
+      </w:r>
       <w:r>
         <w:rPr>
           <w:rFonts w:ascii="Consolas" w:eastAsia="Times New Roman" w:hAnsi="Consolas" w:cs="Times New Roman"/>
@@ -863,18 +786,16 @@
         </w:rPr>
         <w:t>sudo</w:t>
       </w:r>
-      <w:proofErr w:type="spellEnd"/>
-      <w:r>
-        <w:rPr>
-          <w:rFonts w:ascii="Consolas" w:eastAsia="Times New Roman" w:hAnsi="Consolas" w:cs="Times New Roman"/>
-          <w:color w:val="3B3B3B"/>
-          <w:sz w:val="21"/>
-          <w:szCs w:val="21"/>
-          <w:lang w:val="ru-UA" w:eastAsia="ru-UA"/>
-        </w:rPr>
-        <w:t xml:space="preserve"> </w:t>
-      </w:r>
-      <w:proofErr w:type="spellStart"/>
+      <w:r>
+        <w:rPr>
+          <w:rFonts w:ascii="Consolas" w:eastAsia="Times New Roman" w:hAnsi="Consolas" w:cs="Times New Roman"/>
+          <w:color w:val="3B3B3B"/>
+          <w:sz w:val="21"/>
+          <w:szCs w:val="21"/>
+          <w:lang w:val="ru-UA" w:eastAsia="ru-UA"/>
+        </w:rPr>
+        <w:t xml:space="preserve"> </w:t>
+      </w:r>
       <w:r>
         <w:rPr>
           <w:rFonts w:ascii="Consolas" w:eastAsia="Times New Roman" w:hAnsi="Consolas" w:cs="Times New Roman"/>
@@ -885,7 +806,6 @@
         </w:rPr>
         <w:t>ca-certificates</w:t>
       </w:r>
-      <w:proofErr w:type="spellEnd"/>
     </w:p>
     <w:p>
       <w:pPr>
@@ -899,7 +819,6 @@
           <w:lang w:val="ru-UA" w:eastAsia="ru-UA"/>
         </w:rPr>
       </w:pPr>
-      <w:proofErr w:type="spellStart"/>
       <w:r>
         <w:rPr>
           <w:rFonts w:ascii="Consolas" w:eastAsia="Times New Roman" w:hAnsi="Consolas" w:cs="Times New Roman"/>
@@ -910,7 +829,6 @@
         </w:rPr>
         <w:t>install</w:t>
       </w:r>
-      <w:proofErr w:type="spellEnd"/>
       <w:r>
         <w:rPr>
           <w:rFonts w:ascii="Consolas" w:eastAsia="Times New Roman" w:hAnsi="Consolas" w:cs="Times New Roman"/>
@@ -989,64 +907,8 @@
           <w:szCs w:val="21"/>
           <w:lang w:val="ru-UA" w:eastAsia="ru-UA"/>
         </w:rPr>
-        <w:t>/</w:t>
-      </w:r>
-      <w:proofErr w:type="spellStart"/>
-      <w:r>
-        <w:rPr>
-          <w:rFonts w:ascii="Consolas" w:eastAsia="Times New Roman" w:hAnsi="Consolas" w:cs="Times New Roman"/>
-          <w:color w:val="A31515"/>
-          <w:sz w:val="21"/>
-          <w:szCs w:val="21"/>
-          <w:lang w:val="ru-UA" w:eastAsia="ru-UA"/>
-        </w:rPr>
-        <w:t>etc</w:t>
-      </w:r>
-      <w:proofErr w:type="spellEnd"/>
-      <w:r>
-        <w:rPr>
-          <w:rFonts w:ascii="Consolas" w:eastAsia="Times New Roman" w:hAnsi="Consolas" w:cs="Times New Roman"/>
-          <w:color w:val="A31515"/>
-          <w:sz w:val="21"/>
-          <w:szCs w:val="21"/>
-          <w:lang w:val="ru-UA" w:eastAsia="ru-UA"/>
-        </w:rPr>
-        <w:t>/</w:t>
-      </w:r>
-      <w:proofErr w:type="spellStart"/>
-      <w:r>
-        <w:rPr>
-          <w:rFonts w:ascii="Consolas" w:eastAsia="Times New Roman" w:hAnsi="Consolas" w:cs="Times New Roman"/>
-          <w:color w:val="A31515"/>
-          <w:sz w:val="21"/>
-          <w:szCs w:val="21"/>
-          <w:lang w:val="ru-UA" w:eastAsia="ru-UA"/>
-        </w:rPr>
-        <w:t>apt</w:t>
-      </w:r>
-      <w:proofErr w:type="spellEnd"/>
-      <w:r>
-        <w:rPr>
-          <w:rFonts w:ascii="Consolas" w:eastAsia="Times New Roman" w:hAnsi="Consolas" w:cs="Times New Roman"/>
-          <w:color w:val="A31515"/>
-          <w:sz w:val="21"/>
-          <w:szCs w:val="21"/>
-          <w:lang w:val="ru-UA" w:eastAsia="ru-UA"/>
-        </w:rPr>
-        <w:t>/</w:t>
-      </w:r>
-      <w:proofErr w:type="spellStart"/>
-      <w:r>
-        <w:rPr>
-          <w:rFonts w:ascii="Consolas" w:eastAsia="Times New Roman" w:hAnsi="Consolas" w:cs="Times New Roman"/>
-          <w:color w:val="A31515"/>
-          <w:sz w:val="21"/>
-          <w:szCs w:val="21"/>
-          <w:lang w:val="ru-UA" w:eastAsia="ru-UA"/>
-        </w:rPr>
-        <w:t>keyrings</w:t>
-      </w:r>
-      <w:proofErr w:type="spellEnd"/>
+        <w:t>/etc/apt/keyrings</w:t>
+      </w:r>
     </w:p>
     <w:p>
       <w:pPr>
@@ -1060,7 +922,6 @@
           <w:lang w:val="ru-UA" w:eastAsia="ru-UA"/>
         </w:rPr>
       </w:pPr>
-      <w:proofErr w:type="spellStart"/>
       <w:r>
         <w:rPr>
           <w:rFonts w:ascii="Consolas" w:eastAsia="Times New Roman" w:hAnsi="Consolas" w:cs="Times New Roman"/>
@@ -1071,7 +932,6 @@
         </w:rPr>
         <w:t>curl</w:t>
       </w:r>
-      <w:proofErr w:type="spellEnd"/>
       <w:r>
         <w:rPr>
           <w:rFonts w:ascii="Consolas" w:eastAsia="Times New Roman" w:hAnsi="Consolas" w:cs="Times New Roman"/>
@@ -1090,9 +950,38 @@
           <w:szCs w:val="21"/>
           <w:lang w:val="ru-UA" w:eastAsia="ru-UA"/>
         </w:rPr>
-        <w:t>-</w:t>
-      </w:r>
-      <w:proofErr w:type="spellStart"/>
+        <w:t>-fsSL</w:t>
+      </w:r>
+      <w:r>
+        <w:rPr>
+          <w:rFonts w:ascii="Consolas" w:eastAsia="Times New Roman" w:hAnsi="Consolas" w:cs="Times New Roman"/>
+          <w:color w:val="3B3B3B"/>
+          <w:sz w:val="21"/>
+          <w:szCs w:val="21"/>
+          <w:lang w:val="ru-UA" w:eastAsia="ru-UA"/>
+        </w:rPr>
+        <w:t xml:space="preserve"> </w:t>
+      </w:r>
+      <w:r>
+        <w:rPr>
+          <w:rFonts w:ascii="Consolas" w:eastAsia="Times New Roman" w:hAnsi="Consolas" w:cs="Times New Roman"/>
+          <w:color w:val="A31515"/>
+          <w:sz w:val="21"/>
+          <w:szCs w:val="21"/>
+          <w:lang w:val="ru-UA" w:eastAsia="ru-UA"/>
+        </w:rPr>
+        <w:t>https://download.docker.com/linux/ubuntu/gpg</w:t>
+      </w:r>
+      <w:r>
+        <w:rPr>
+          <w:rFonts w:ascii="Consolas" w:eastAsia="Times New Roman" w:hAnsi="Consolas" w:cs="Times New Roman"/>
+          <w:color w:val="3B3B3B"/>
+          <w:sz w:val="21"/>
+          <w:szCs w:val="21"/>
+          <w:lang w:val="ru-UA" w:eastAsia="ru-UA"/>
+        </w:rPr>
+        <w:t xml:space="preserve"> </w:t>
+      </w:r>
       <w:r>
         <w:rPr>
           <w:rFonts w:ascii="Consolas" w:eastAsia="Times New Roman" w:hAnsi="Consolas" w:cs="Times New Roman"/>
@@ -1101,47 +990,6 @@
           <w:szCs w:val="21"/>
           <w:lang w:val="ru-UA" w:eastAsia="ru-UA"/>
         </w:rPr>
-        <w:t>fsSL</w:t>
-      </w:r>
-      <w:proofErr w:type="spellEnd"/>
-      <w:r>
-        <w:rPr>
-          <w:rFonts w:ascii="Consolas" w:eastAsia="Times New Roman" w:hAnsi="Consolas" w:cs="Times New Roman"/>
-          <w:color w:val="3B3B3B"/>
-          <w:sz w:val="21"/>
-          <w:szCs w:val="21"/>
-          <w:lang w:val="ru-UA" w:eastAsia="ru-UA"/>
-        </w:rPr>
-        <w:t xml:space="preserve"> </w:t>
-      </w:r>
-      <w:r>
-        <w:rPr>
-          <w:rFonts w:ascii="Consolas" w:eastAsia="Times New Roman" w:hAnsi="Consolas" w:cs="Times New Roman"/>
-          <w:color w:val="A31515"/>
-          <w:sz w:val="21"/>
-          <w:szCs w:val="21"/>
-          <w:lang w:val="ru-UA" w:eastAsia="ru-UA"/>
-        </w:rPr>
-        <w:t>https://download.docker.com/linux/ubuntu/gpg</w:t>
-      </w:r>
-      <w:r>
-        <w:rPr>
-          <w:rFonts w:ascii="Consolas" w:eastAsia="Times New Roman" w:hAnsi="Consolas" w:cs="Times New Roman"/>
-          <w:color w:val="3B3B3B"/>
-          <w:sz w:val="21"/>
-          <w:szCs w:val="21"/>
-          <w:lang w:val="ru-UA" w:eastAsia="ru-UA"/>
-        </w:rPr>
-        <w:t xml:space="preserve"> </w:t>
-      </w:r>
-      <w:r>
-        <w:rPr>
-          <w:rFonts w:ascii="Consolas" w:eastAsia="Times New Roman" w:hAnsi="Consolas" w:cs="Times New Roman"/>
-          <w:color w:val="0000FF"/>
-          <w:sz w:val="21"/>
-          <w:szCs w:val="21"/>
-          <w:lang w:val="ru-UA" w:eastAsia="ru-UA"/>
-        </w:rPr>
         <w:t>-o</w:t>
       </w:r>
       <w:r>
@@ -1162,86 +1010,8 @@
           <w:szCs w:val="21"/>
           <w:lang w:val="ru-UA" w:eastAsia="ru-UA"/>
         </w:rPr>
-        <w:t>/</w:t>
-      </w:r>
-      <w:proofErr w:type="spellStart"/>
-      <w:r>
-        <w:rPr>
-          <w:rFonts w:ascii="Consolas" w:eastAsia="Times New Roman" w:hAnsi="Consolas" w:cs="Times New Roman"/>
-          <w:color w:val="A31515"/>
-          <w:sz w:val="21"/>
-          <w:szCs w:val="21"/>
-          <w:lang w:val="ru-UA" w:eastAsia="ru-UA"/>
-        </w:rPr>
-        <w:t>etc</w:t>
-      </w:r>
-      <w:proofErr w:type="spellEnd"/>
-      <w:r>
-        <w:rPr>
-          <w:rFonts w:ascii="Consolas" w:eastAsia="Times New Roman" w:hAnsi="Consolas" w:cs="Times New Roman"/>
-          <w:color w:val="A31515"/>
-          <w:sz w:val="21"/>
-          <w:szCs w:val="21"/>
-          <w:lang w:val="ru-UA" w:eastAsia="ru-UA"/>
-        </w:rPr>
-        <w:t>/</w:t>
-      </w:r>
-      <w:proofErr w:type="spellStart"/>
-      <w:r>
-        <w:rPr>
-          <w:rFonts w:ascii="Consolas" w:eastAsia="Times New Roman" w:hAnsi="Consolas" w:cs="Times New Roman"/>
-          <w:color w:val="A31515"/>
-          <w:sz w:val="21"/>
-          <w:szCs w:val="21"/>
-          <w:lang w:val="ru-UA" w:eastAsia="ru-UA"/>
-        </w:rPr>
-        <w:t>apt</w:t>
-      </w:r>
-      <w:proofErr w:type="spellEnd"/>
-      <w:r>
-        <w:rPr>
-          <w:rFonts w:ascii="Consolas" w:eastAsia="Times New Roman" w:hAnsi="Consolas" w:cs="Times New Roman"/>
-          <w:color w:val="A31515"/>
-          <w:sz w:val="21"/>
-          <w:szCs w:val="21"/>
-          <w:lang w:val="ru-UA" w:eastAsia="ru-UA"/>
-        </w:rPr>
-        <w:t>/</w:t>
-      </w:r>
-      <w:proofErr w:type="spellStart"/>
-      <w:r>
-        <w:rPr>
-          <w:rFonts w:ascii="Consolas" w:eastAsia="Times New Roman" w:hAnsi="Consolas" w:cs="Times New Roman"/>
-          <w:color w:val="A31515"/>
-          <w:sz w:val="21"/>
-          <w:szCs w:val="21"/>
-          <w:lang w:val="ru-UA" w:eastAsia="ru-UA"/>
-        </w:rPr>
-        <w:t>keyrings</w:t>
-      </w:r>
-      <w:proofErr w:type="spellEnd"/>
-      <w:r>
-        <w:rPr>
-          <w:rFonts w:ascii="Consolas" w:eastAsia="Times New Roman" w:hAnsi="Consolas" w:cs="Times New Roman"/>
-          <w:color w:val="A31515"/>
-          <w:sz w:val="21"/>
-          <w:szCs w:val="21"/>
-          <w:lang w:val="ru-UA" w:eastAsia="ru-UA"/>
-        </w:rPr>
-        <w:t>/</w:t>
-      </w:r>
-      <w:proofErr w:type="spellStart"/>
-      <w:r>
-        <w:rPr>
-          <w:rFonts w:ascii="Consolas" w:eastAsia="Times New Roman" w:hAnsi="Consolas" w:cs="Times New Roman"/>
-          <w:color w:val="A31515"/>
-          <w:sz w:val="21"/>
-          <w:szCs w:val="21"/>
-          <w:lang w:val="ru-UA" w:eastAsia="ru-UA"/>
-        </w:rPr>
-        <w:t>docker.asc</w:t>
-      </w:r>
-      <w:proofErr w:type="spellEnd"/>
+        <w:t>/etc/apt/keyrings/docker.asc</w:t>
+      </w:r>
     </w:p>
     <w:p>
       <w:pPr>
@@ -1255,7 +1025,6 @@
           <w:lang w:val="ru-UA" w:eastAsia="ru-UA"/>
         </w:rPr>
       </w:pPr>
-      <w:proofErr w:type="spellStart"/>
       <w:r>
         <w:rPr>
           <w:rFonts w:ascii="Consolas" w:eastAsia="Times New Roman" w:hAnsi="Consolas" w:cs="Times New Roman"/>
@@ -1266,18 +1035,16 @@
         </w:rPr>
         <w:t>chmod</w:t>
       </w:r>
-      <w:proofErr w:type="spellEnd"/>
-      <w:r>
-        <w:rPr>
-          <w:rFonts w:ascii="Consolas" w:eastAsia="Times New Roman" w:hAnsi="Consolas" w:cs="Times New Roman"/>
-          <w:color w:val="3B3B3B"/>
-          <w:sz w:val="21"/>
-          <w:szCs w:val="21"/>
-          <w:lang w:val="ru-UA" w:eastAsia="ru-UA"/>
-        </w:rPr>
-        <w:t xml:space="preserve"> </w:t>
-      </w:r>
-      <w:proofErr w:type="spellStart"/>
+      <w:r>
+        <w:rPr>
+          <w:rFonts w:ascii="Consolas" w:eastAsia="Times New Roman" w:hAnsi="Consolas" w:cs="Times New Roman"/>
+          <w:color w:val="3B3B3B"/>
+          <w:sz w:val="21"/>
+          <w:szCs w:val="21"/>
+          <w:lang w:val="ru-UA" w:eastAsia="ru-UA"/>
+        </w:rPr>
+        <w:t xml:space="preserve"> </w:t>
+      </w:r>
       <w:r>
         <w:rPr>
           <w:rFonts w:ascii="Consolas" w:eastAsia="Times New Roman" w:hAnsi="Consolas" w:cs="Times New Roman"/>
@@ -1288,105 +1055,26 @@
         </w:rPr>
         <w:t>a+r</w:t>
       </w:r>
-      <w:proofErr w:type="spellEnd"/>
-      <w:r>
-        <w:rPr>
-          <w:rFonts w:ascii="Consolas" w:eastAsia="Times New Roman" w:hAnsi="Consolas" w:cs="Times New Roman"/>
-          <w:color w:val="3B3B3B"/>
-          <w:sz w:val="21"/>
-          <w:szCs w:val="21"/>
-          <w:lang w:val="ru-UA" w:eastAsia="ru-UA"/>
-        </w:rPr>
-        <w:t xml:space="preserve"> </w:t>
-      </w:r>
-      <w:r>
-        <w:rPr>
-          <w:rFonts w:ascii="Consolas" w:eastAsia="Times New Roman" w:hAnsi="Consolas" w:cs="Times New Roman"/>
-          <w:color w:val="A31515"/>
-          <w:sz w:val="21"/>
-          <w:szCs w:val="21"/>
-          <w:lang w:val="ru-UA" w:eastAsia="ru-UA"/>
-        </w:rPr>
-        <w:t>/</w:t>
-      </w:r>
-      <w:proofErr w:type="spellStart"/>
-      <w:r>
-        <w:rPr>
-          <w:rFonts w:ascii="Consolas" w:eastAsia="Times New Roman" w:hAnsi="Consolas" w:cs="Times New Roman"/>
-          <w:color w:val="A31515"/>
-          <w:sz w:val="21"/>
-          <w:szCs w:val="21"/>
-          <w:lang w:val="ru-UA" w:eastAsia="ru-UA"/>
-        </w:rPr>
-        <w:t>etc</w:t>
-      </w:r>
-      <w:proofErr w:type="spellEnd"/>
-      <w:r>
-        <w:rPr>
-          <w:rFonts w:ascii="Consolas" w:eastAsia="Times New Roman" w:hAnsi="Consolas" w:cs="Times New Roman"/>
-          <w:color w:val="A31515"/>
-          <w:sz w:val="21"/>
-          <w:szCs w:val="21"/>
-          <w:lang w:val="ru-UA" w:eastAsia="ru-UA"/>
-        </w:rPr>
-        <w:t>/</w:t>
-      </w:r>
-      <w:proofErr w:type="spellStart"/>
-      <w:r>
-        <w:rPr>
-          <w:rFonts w:ascii="Consolas" w:eastAsia="Times New Roman" w:hAnsi="Consolas" w:cs="Times New Roman"/>
-          <w:color w:val="A31515"/>
-          <w:sz w:val="21"/>
-          <w:szCs w:val="21"/>
-          <w:lang w:val="ru-UA" w:eastAsia="ru-UA"/>
-        </w:rPr>
-        <w:t>apt</w:t>
-      </w:r>
-      <w:proofErr w:type="spellEnd"/>
-      <w:r>
-        <w:rPr>
-          <w:rFonts w:ascii="Consolas" w:eastAsia="Times New Roman" w:hAnsi="Consolas" w:cs="Times New Roman"/>
-          <w:color w:val="A31515"/>
-          <w:sz w:val="21"/>
-          <w:szCs w:val="21"/>
-          <w:lang w:val="ru-UA" w:eastAsia="ru-UA"/>
-        </w:rPr>
-        <w:t>/</w:t>
-      </w:r>
-      <w:proofErr w:type="spellStart"/>
-      <w:r>
-        <w:rPr>
-          <w:rFonts w:ascii="Consolas" w:eastAsia="Times New Roman" w:hAnsi="Consolas" w:cs="Times New Roman"/>
-          <w:color w:val="A31515"/>
-          <w:sz w:val="21"/>
-          <w:szCs w:val="21"/>
-          <w:lang w:val="ru-UA" w:eastAsia="ru-UA"/>
-        </w:rPr>
-        <w:t>keyrings</w:t>
-      </w:r>
-      <w:proofErr w:type="spellEnd"/>
-      <w:r>
-        <w:rPr>
-          <w:rFonts w:ascii="Consolas" w:eastAsia="Times New Roman" w:hAnsi="Consolas" w:cs="Times New Roman"/>
-          <w:color w:val="A31515"/>
-          <w:sz w:val="21"/>
-          <w:szCs w:val="21"/>
-          <w:lang w:val="ru-UA" w:eastAsia="ru-UA"/>
-        </w:rPr>
-        <w:t>/</w:t>
-      </w:r>
-      <w:proofErr w:type="spellStart"/>
-      <w:r>
-        <w:rPr>
-          <w:rFonts w:ascii="Consolas" w:eastAsia="Times New Roman" w:hAnsi="Consolas" w:cs="Times New Roman"/>
-          <w:color w:val="A31515"/>
-          <w:sz w:val="21"/>
-          <w:szCs w:val="21"/>
-          <w:lang w:val="ru-UA" w:eastAsia="ru-UA"/>
-        </w:rPr>
-        <w:t>docker.asc</w:t>
-      </w:r>
-      <w:proofErr w:type="spellEnd"/>
+      <w:r>
+        <w:rPr>
+          <w:rFonts w:ascii="Consolas" w:eastAsia="Times New Roman" w:hAnsi="Consolas" w:cs="Times New Roman"/>
+          <w:color w:val="3B3B3B"/>
+          <w:sz w:val="21"/>
+          <w:szCs w:val="21"/>
+          <w:lang w:val="ru-UA" w:eastAsia="ru-UA"/>
+        </w:rPr>
+        <w:t xml:space="preserve"> </w:t>
+      </w:r>
+      <w:r>
+        <w:rPr>
+          <w:rFonts w:ascii="Consolas" w:eastAsia="Times New Roman" w:hAnsi="Consolas" w:cs="Times New Roman"/>
+          <w:color w:val="A31515"/>
+          <w:sz w:val="21"/>
+          <w:szCs w:val="21"/>
+          <w:lang w:val="ru-UA" w:eastAsia="ru-UA"/>
+        </w:rPr>
+        <w:t>/etc/apt/keyrings/docker.asc</w:t>
+      </w:r>
     </w:p>
     <w:p>
       <w:pPr>
@@ -1400,7 +1088,6 @@
           <w:lang w:val="ru-UA" w:eastAsia="ru-UA"/>
         </w:rPr>
       </w:pPr>
-      <w:proofErr w:type="spellStart"/>
       <w:r>
         <w:rPr>
           <w:rFonts w:ascii="Consolas" w:eastAsia="Times New Roman" w:hAnsi="Consolas" w:cs="Times New Roman"/>
@@ -1411,7 +1098,6 @@
         </w:rPr>
         <w:t>echo</w:t>
       </w:r>
-      <w:proofErr w:type="spellEnd"/>
       <w:r>
         <w:rPr>
           <w:rFonts w:ascii="Consolas" w:eastAsia="Times New Roman" w:hAnsi="Consolas" w:cs="Times New Roman"/>
@@ -1463,53 +1149,8 @@
           <w:szCs w:val="21"/>
           <w:lang w:val="ru-UA" w:eastAsia="ru-UA"/>
         </w:rPr>
-        <w:t>"</w:t>
-      </w:r>
-      <w:proofErr w:type="spellStart"/>
-      <w:r>
-        <w:rPr>
-          <w:rFonts w:ascii="Consolas" w:eastAsia="Times New Roman" w:hAnsi="Consolas" w:cs="Times New Roman"/>
-          <w:color w:val="A31515"/>
-          <w:sz w:val="21"/>
-          <w:szCs w:val="21"/>
-          <w:lang w:val="ru-UA" w:eastAsia="ru-UA"/>
-        </w:rPr>
-        <w:t>deb</w:t>
-      </w:r>
-      <w:proofErr w:type="spellEnd"/>
-      <w:r>
-        <w:rPr>
-          <w:rFonts w:ascii="Consolas" w:eastAsia="Times New Roman" w:hAnsi="Consolas" w:cs="Times New Roman"/>
-          <w:color w:val="A31515"/>
-          <w:sz w:val="21"/>
-          <w:szCs w:val="21"/>
-          <w:lang w:val="ru-UA" w:eastAsia="ru-UA"/>
-        </w:rPr>
-        <w:t xml:space="preserve"> [</w:t>
-      </w:r>
-      <w:proofErr w:type="spellStart"/>
-      <w:r>
-        <w:rPr>
-          <w:rFonts w:ascii="Consolas" w:eastAsia="Times New Roman" w:hAnsi="Consolas" w:cs="Times New Roman"/>
-          <w:color w:val="A31515"/>
-          <w:sz w:val="21"/>
-          <w:szCs w:val="21"/>
-          <w:lang w:val="ru-UA" w:eastAsia="ru-UA"/>
-        </w:rPr>
-        <w:t>arch</w:t>
-      </w:r>
-      <w:proofErr w:type="spellEnd"/>
-      <w:r>
-        <w:rPr>
-          <w:rFonts w:ascii="Consolas" w:eastAsia="Times New Roman" w:hAnsi="Consolas" w:cs="Times New Roman"/>
-          <w:color w:val="A31515"/>
-          <w:sz w:val="21"/>
-          <w:szCs w:val="21"/>
-          <w:lang w:val="ru-UA" w:eastAsia="ru-UA"/>
-        </w:rPr>
-        <w:t>=$(</w:t>
-      </w:r>
-      <w:proofErr w:type="spellStart"/>
+        <w:t>"deb [arch=$(</w:t>
+      </w:r>
       <w:r>
         <w:rPr>
           <w:rFonts w:ascii="Consolas" w:eastAsia="Times New Roman" w:hAnsi="Consolas" w:cs="Times New Roman"/>
@@ -1520,7 +1161,6 @@
         </w:rPr>
         <w:t>dpkg</w:t>
       </w:r>
-      <w:proofErr w:type="spellEnd"/>
       <w:r>
         <w:rPr>
           <w:rFonts w:ascii="Consolas" w:eastAsia="Times New Roman" w:hAnsi="Consolas" w:cs="Times New Roman"/>
@@ -1539,139 +1179,17 @@
           <w:szCs w:val="21"/>
           <w:lang w:val="ru-UA" w:eastAsia="ru-UA"/>
         </w:rPr>
-        <w:t>--</w:t>
-      </w:r>
-      <w:proofErr w:type="spellStart"/>
-      <w:r>
-        <w:rPr>
-          <w:rFonts w:ascii="Consolas" w:eastAsia="Times New Roman" w:hAnsi="Consolas" w:cs="Times New Roman"/>
-          <w:color w:val="0000FF"/>
-          <w:sz w:val="21"/>
-          <w:szCs w:val="21"/>
-          <w:lang w:val="ru-UA" w:eastAsia="ru-UA"/>
-        </w:rPr>
-        <w:t>print-architecture</w:t>
-      </w:r>
-      <w:proofErr w:type="spellEnd"/>
-      <w:r>
-        <w:rPr>
-          <w:rFonts w:ascii="Consolas" w:eastAsia="Times New Roman" w:hAnsi="Consolas" w:cs="Times New Roman"/>
-          <w:color w:val="A31515"/>
-          <w:sz w:val="21"/>
-          <w:szCs w:val="21"/>
-          <w:lang w:val="ru-UA" w:eastAsia="ru-UA"/>
-        </w:rPr>
-        <w:t xml:space="preserve">) </w:t>
-      </w:r>
-      <w:proofErr w:type="spellStart"/>
-      <w:r>
-        <w:rPr>
-          <w:rFonts w:ascii="Consolas" w:eastAsia="Times New Roman" w:hAnsi="Consolas" w:cs="Times New Roman"/>
-          <w:color w:val="A31515"/>
-          <w:sz w:val="21"/>
-          <w:szCs w:val="21"/>
-          <w:lang w:val="ru-UA" w:eastAsia="ru-UA"/>
-        </w:rPr>
-        <w:t>signed-by</w:t>
-      </w:r>
-      <w:proofErr w:type="spellEnd"/>
-      <w:r>
-        <w:rPr>
-          <w:rFonts w:ascii="Consolas" w:eastAsia="Times New Roman" w:hAnsi="Consolas" w:cs="Times New Roman"/>
-          <w:color w:val="A31515"/>
-          <w:sz w:val="21"/>
-          <w:szCs w:val="21"/>
-          <w:lang w:val="ru-UA" w:eastAsia="ru-UA"/>
-        </w:rPr>
-        <w:t>=/</w:t>
-      </w:r>
-      <w:proofErr w:type="spellStart"/>
-      <w:r>
-        <w:rPr>
-          <w:rFonts w:ascii="Consolas" w:eastAsia="Times New Roman" w:hAnsi="Consolas" w:cs="Times New Roman"/>
-          <w:color w:val="A31515"/>
-          <w:sz w:val="21"/>
-          <w:szCs w:val="21"/>
-          <w:lang w:val="ru-UA" w:eastAsia="ru-UA"/>
-        </w:rPr>
-        <w:t>etc</w:t>
-      </w:r>
-      <w:proofErr w:type="spellEnd"/>
-      <w:r>
-        <w:rPr>
-          <w:rFonts w:ascii="Consolas" w:eastAsia="Times New Roman" w:hAnsi="Consolas" w:cs="Times New Roman"/>
-          <w:color w:val="A31515"/>
-          <w:sz w:val="21"/>
-          <w:szCs w:val="21"/>
-          <w:lang w:val="ru-UA" w:eastAsia="ru-UA"/>
-        </w:rPr>
-        <w:t>/</w:t>
-      </w:r>
-      <w:proofErr w:type="spellStart"/>
-      <w:r>
-        <w:rPr>
-          <w:rFonts w:ascii="Consolas" w:eastAsia="Times New Roman" w:hAnsi="Consolas" w:cs="Times New Roman"/>
-          <w:color w:val="A31515"/>
-          <w:sz w:val="21"/>
-          <w:szCs w:val="21"/>
-          <w:lang w:val="ru-UA" w:eastAsia="ru-UA"/>
-        </w:rPr>
-        <w:t>apt</w:t>
-      </w:r>
-      <w:proofErr w:type="spellEnd"/>
-      <w:r>
-        <w:rPr>
-          <w:rFonts w:ascii="Consolas" w:eastAsia="Times New Roman" w:hAnsi="Consolas" w:cs="Times New Roman"/>
-          <w:color w:val="A31515"/>
-          <w:sz w:val="21"/>
-          <w:szCs w:val="21"/>
-          <w:lang w:val="ru-UA" w:eastAsia="ru-UA"/>
-        </w:rPr>
-        <w:t>/</w:t>
-      </w:r>
-      <w:proofErr w:type="spellStart"/>
-      <w:r>
-        <w:rPr>
-          <w:rFonts w:ascii="Consolas" w:eastAsia="Times New Roman" w:hAnsi="Consolas" w:cs="Times New Roman"/>
-          <w:color w:val="A31515"/>
-          <w:sz w:val="21"/>
-          <w:szCs w:val="21"/>
-          <w:lang w:val="ru-UA" w:eastAsia="ru-UA"/>
-        </w:rPr>
-        <w:t>keyrings</w:t>
-      </w:r>
-      <w:proofErr w:type="spellEnd"/>
-      <w:r>
-        <w:rPr>
-          <w:rFonts w:ascii="Consolas" w:eastAsia="Times New Roman" w:hAnsi="Consolas" w:cs="Times New Roman"/>
-          <w:color w:val="A31515"/>
-          <w:sz w:val="21"/>
-          <w:szCs w:val="21"/>
-          <w:lang w:val="ru-UA" w:eastAsia="ru-UA"/>
-        </w:rPr>
-        <w:t>/</w:t>
-      </w:r>
-      <w:proofErr w:type="spellStart"/>
-      <w:r>
-        <w:rPr>
-          <w:rFonts w:ascii="Consolas" w:eastAsia="Times New Roman" w:hAnsi="Consolas" w:cs="Times New Roman"/>
-          <w:color w:val="A31515"/>
-          <w:sz w:val="21"/>
-          <w:szCs w:val="21"/>
-          <w:lang w:val="ru-UA" w:eastAsia="ru-UA"/>
-        </w:rPr>
-        <w:t>docker.asc</w:t>
-      </w:r>
-      <w:proofErr w:type="spellEnd"/>
-      <w:r>
-        <w:rPr>
-          <w:rFonts w:ascii="Consolas" w:eastAsia="Times New Roman" w:hAnsi="Consolas" w:cs="Times New Roman"/>
-          <w:color w:val="A31515"/>
-          <w:sz w:val="21"/>
-          <w:szCs w:val="21"/>
-          <w:lang w:val="ru-UA" w:eastAsia="ru-UA"/>
-        </w:rPr>
-        <w:t xml:space="preserve">] https://download.docker.com/linux/ubuntu </w:t>
+        <w:t>--print-architecture</w:t>
+      </w:r>
+      <w:r>
+        <w:rPr>
+          <w:rFonts w:ascii="Consolas" w:eastAsia="Times New Roman" w:hAnsi="Consolas" w:cs="Times New Roman"/>
+          <w:color w:val="A31515"/>
+          <w:sz w:val="21"/>
+          <w:szCs w:val="21"/>
+          <w:lang w:val="ru-UA" w:eastAsia="ru-UA"/>
+        </w:rPr>
+        <w:t xml:space="preserve">) signed-by=/etc/apt/keyrings/docker.asc] https://download.docker.com/linux/ubuntu </w:t>
       </w:r>
       <w:r>
         <w:rPr>
@@ -1724,53 +1242,8 @@
           <w:szCs w:val="21"/>
           <w:lang w:val="ru-UA" w:eastAsia="ru-UA"/>
         </w:rPr>
-        <w:t xml:space="preserve"> /</w:t>
-      </w:r>
-      <w:proofErr w:type="spellStart"/>
-      <w:r>
-        <w:rPr>
-          <w:rFonts w:ascii="Consolas" w:eastAsia="Times New Roman" w:hAnsi="Consolas" w:cs="Times New Roman"/>
-          <w:color w:val="A31515"/>
-          <w:sz w:val="21"/>
-          <w:szCs w:val="21"/>
-          <w:lang w:val="ru-UA" w:eastAsia="ru-UA"/>
-        </w:rPr>
-        <w:t>etc</w:t>
-      </w:r>
-      <w:proofErr w:type="spellEnd"/>
-      <w:r>
-        <w:rPr>
-          <w:rFonts w:ascii="Consolas" w:eastAsia="Times New Roman" w:hAnsi="Consolas" w:cs="Times New Roman"/>
-          <w:color w:val="A31515"/>
-          <w:sz w:val="21"/>
-          <w:szCs w:val="21"/>
-          <w:lang w:val="ru-UA" w:eastAsia="ru-UA"/>
-        </w:rPr>
-        <w:t>/</w:t>
-      </w:r>
-      <w:proofErr w:type="spellStart"/>
-      <w:r>
-        <w:rPr>
-          <w:rFonts w:ascii="Consolas" w:eastAsia="Times New Roman" w:hAnsi="Consolas" w:cs="Times New Roman"/>
-          <w:color w:val="A31515"/>
-          <w:sz w:val="21"/>
-          <w:szCs w:val="21"/>
-          <w:lang w:val="ru-UA" w:eastAsia="ru-UA"/>
-        </w:rPr>
-        <w:t>os-release</w:t>
-      </w:r>
-      <w:proofErr w:type="spellEnd"/>
-      <w:r>
-        <w:rPr>
-          <w:rFonts w:ascii="Consolas" w:eastAsia="Times New Roman" w:hAnsi="Consolas" w:cs="Times New Roman"/>
-          <w:color w:val="A31515"/>
-          <w:sz w:val="21"/>
-          <w:szCs w:val="21"/>
-          <w:lang w:val="ru-UA" w:eastAsia="ru-UA"/>
-        </w:rPr>
-        <w:t xml:space="preserve"> &amp;&amp; </w:t>
-      </w:r>
-      <w:proofErr w:type="spellStart"/>
+        <w:t xml:space="preserve"> /etc/os-release &amp;&amp; </w:t>
+      </w:r>
       <w:r>
         <w:rPr>
           <w:rFonts w:ascii="Consolas" w:eastAsia="Times New Roman" w:hAnsi="Consolas" w:cs="Times New Roman"/>
@@ -1781,7 +1254,6 @@
         </w:rPr>
         <w:t>echo</w:t>
       </w:r>
-      <w:proofErr w:type="spellEnd"/>
       <w:r>
         <w:rPr>
           <w:rFonts w:ascii="Consolas" w:eastAsia="Times New Roman" w:hAnsi="Consolas" w:cs="Times New Roman"/>
@@ -1810,29 +1282,7 @@
           <w:szCs w:val="21"/>
           <w:lang w:val="ru-UA" w:eastAsia="ru-UA"/>
         </w:rPr>
-        <w:t xml:space="preserve">") </w:t>
-      </w:r>
-      <w:proofErr w:type="spellStart"/>
-      <w:r>
-        <w:rPr>
-          <w:rFonts w:ascii="Consolas" w:eastAsia="Times New Roman" w:hAnsi="Consolas" w:cs="Times New Roman"/>
-          <w:color w:val="A31515"/>
-          <w:sz w:val="21"/>
-          <w:szCs w:val="21"/>
-          <w:lang w:val="ru-UA" w:eastAsia="ru-UA"/>
-        </w:rPr>
-        <w:t>stable</w:t>
-      </w:r>
-      <w:proofErr w:type="spellEnd"/>
-      <w:r>
-        <w:rPr>
-          <w:rFonts w:ascii="Consolas" w:eastAsia="Times New Roman" w:hAnsi="Consolas" w:cs="Times New Roman"/>
-          <w:color w:val="A31515"/>
-          <w:sz w:val="21"/>
-          <w:szCs w:val="21"/>
-          <w:lang w:val="ru-UA" w:eastAsia="ru-UA"/>
-        </w:rPr>
-        <w:t>"</w:t>
+        <w:t>") stable"</w:t>
       </w:r>
       <w:r>
         <w:rPr>
@@ -1897,7 +1347,6 @@
         </w:rPr>
         <w:t xml:space="preserve">  </w:t>
       </w:r>
-      <w:proofErr w:type="spellStart"/>
       <w:r>
         <w:rPr>
           <w:rFonts w:ascii="Consolas" w:eastAsia="Times New Roman" w:hAnsi="Consolas" w:cs="Times New Roman"/>
@@ -1908,105 +1357,26 @@
         </w:rPr>
         <w:t>tee</w:t>
       </w:r>
-      <w:proofErr w:type="spellEnd"/>
-      <w:r>
-        <w:rPr>
-          <w:rFonts w:ascii="Consolas" w:eastAsia="Times New Roman" w:hAnsi="Consolas" w:cs="Times New Roman"/>
-          <w:color w:val="3B3B3B"/>
-          <w:sz w:val="21"/>
-          <w:szCs w:val="21"/>
-          <w:lang w:val="ru-UA" w:eastAsia="ru-UA"/>
-        </w:rPr>
-        <w:t xml:space="preserve"> </w:t>
-      </w:r>
-      <w:r>
-        <w:rPr>
-          <w:rFonts w:ascii="Consolas" w:eastAsia="Times New Roman" w:hAnsi="Consolas" w:cs="Times New Roman"/>
-          <w:color w:val="A31515"/>
-          <w:sz w:val="21"/>
-          <w:szCs w:val="21"/>
-          <w:lang w:val="ru-UA" w:eastAsia="ru-UA"/>
-        </w:rPr>
-        <w:t>/</w:t>
-      </w:r>
-      <w:proofErr w:type="spellStart"/>
-      <w:r>
-        <w:rPr>
-          <w:rFonts w:ascii="Consolas" w:eastAsia="Times New Roman" w:hAnsi="Consolas" w:cs="Times New Roman"/>
-          <w:color w:val="A31515"/>
-          <w:sz w:val="21"/>
-          <w:szCs w:val="21"/>
-          <w:lang w:val="ru-UA" w:eastAsia="ru-UA"/>
-        </w:rPr>
-        <w:t>etc</w:t>
-      </w:r>
-      <w:proofErr w:type="spellEnd"/>
-      <w:r>
-        <w:rPr>
-          <w:rFonts w:ascii="Consolas" w:eastAsia="Times New Roman" w:hAnsi="Consolas" w:cs="Times New Roman"/>
-          <w:color w:val="A31515"/>
-          <w:sz w:val="21"/>
-          <w:szCs w:val="21"/>
-          <w:lang w:val="ru-UA" w:eastAsia="ru-UA"/>
-        </w:rPr>
-        <w:t>/</w:t>
-      </w:r>
-      <w:proofErr w:type="spellStart"/>
-      <w:r>
-        <w:rPr>
-          <w:rFonts w:ascii="Consolas" w:eastAsia="Times New Roman" w:hAnsi="Consolas" w:cs="Times New Roman"/>
-          <w:color w:val="A31515"/>
-          <w:sz w:val="21"/>
-          <w:szCs w:val="21"/>
-          <w:lang w:val="ru-UA" w:eastAsia="ru-UA"/>
-        </w:rPr>
-        <w:t>apt</w:t>
-      </w:r>
-      <w:proofErr w:type="spellEnd"/>
-      <w:r>
-        <w:rPr>
-          <w:rFonts w:ascii="Consolas" w:eastAsia="Times New Roman" w:hAnsi="Consolas" w:cs="Times New Roman"/>
-          <w:color w:val="A31515"/>
-          <w:sz w:val="21"/>
-          <w:szCs w:val="21"/>
-          <w:lang w:val="ru-UA" w:eastAsia="ru-UA"/>
-        </w:rPr>
-        <w:t>/</w:t>
-      </w:r>
-      <w:proofErr w:type="spellStart"/>
-      <w:r>
-        <w:rPr>
-          <w:rFonts w:ascii="Consolas" w:eastAsia="Times New Roman" w:hAnsi="Consolas" w:cs="Times New Roman"/>
-          <w:color w:val="A31515"/>
-          <w:sz w:val="21"/>
-          <w:szCs w:val="21"/>
-          <w:lang w:val="ru-UA" w:eastAsia="ru-UA"/>
-        </w:rPr>
-        <w:t>sources.list.d</w:t>
-      </w:r>
-      <w:proofErr w:type="spellEnd"/>
-      <w:r>
-        <w:rPr>
-          <w:rFonts w:ascii="Consolas" w:eastAsia="Times New Roman" w:hAnsi="Consolas" w:cs="Times New Roman"/>
-          <w:color w:val="A31515"/>
-          <w:sz w:val="21"/>
-          <w:szCs w:val="21"/>
-          <w:lang w:val="ru-UA" w:eastAsia="ru-UA"/>
-        </w:rPr>
-        <w:t>/</w:t>
-      </w:r>
-      <w:proofErr w:type="spellStart"/>
-      <w:r>
-        <w:rPr>
-          <w:rFonts w:ascii="Consolas" w:eastAsia="Times New Roman" w:hAnsi="Consolas" w:cs="Times New Roman"/>
-          <w:color w:val="A31515"/>
-          <w:sz w:val="21"/>
-          <w:szCs w:val="21"/>
-          <w:lang w:val="ru-UA" w:eastAsia="ru-UA"/>
-        </w:rPr>
-        <w:t>docker.list</w:t>
-      </w:r>
-      <w:proofErr w:type="spellEnd"/>
+      <w:r>
+        <w:rPr>
+          <w:rFonts w:ascii="Consolas" w:eastAsia="Times New Roman" w:hAnsi="Consolas" w:cs="Times New Roman"/>
+          <w:color w:val="3B3B3B"/>
+          <w:sz w:val="21"/>
+          <w:szCs w:val="21"/>
+          <w:lang w:val="ru-UA" w:eastAsia="ru-UA"/>
+        </w:rPr>
+        <w:t xml:space="preserve"> </w:t>
+      </w:r>
+      <w:r>
+        <w:rPr>
+          <w:rFonts w:ascii="Consolas" w:eastAsia="Times New Roman" w:hAnsi="Consolas" w:cs="Times New Roman"/>
+          <w:color w:val="A31515"/>
+          <w:sz w:val="21"/>
+          <w:szCs w:val="21"/>
+          <w:lang w:val="ru-UA" w:eastAsia="ru-UA"/>
+        </w:rPr>
+        <w:t>/etc/apt/sources.list.d/docker.list</w:t>
+      </w:r>
       <w:r>
         <w:rPr>
           <w:rFonts w:ascii="Consolas" w:eastAsia="Times New Roman" w:hAnsi="Consolas" w:cs="Times New Roman"/>
@@ -2045,42 +1415,8 @@
           <w:szCs w:val="21"/>
           <w:lang w:val="ru-UA" w:eastAsia="ru-UA"/>
         </w:rPr>
-        <w:t>/</w:t>
-      </w:r>
-      <w:proofErr w:type="spellStart"/>
-      <w:r>
-        <w:rPr>
-          <w:rFonts w:ascii="Consolas" w:eastAsia="Times New Roman" w:hAnsi="Consolas" w:cs="Times New Roman"/>
-          <w:color w:val="A31515"/>
-          <w:sz w:val="21"/>
-          <w:szCs w:val="21"/>
-          <w:lang w:val="ru-UA" w:eastAsia="ru-UA"/>
-        </w:rPr>
-        <w:t>dev</w:t>
-      </w:r>
-      <w:proofErr w:type="spellEnd"/>
-      <w:r>
-        <w:rPr>
-          <w:rFonts w:ascii="Consolas" w:eastAsia="Times New Roman" w:hAnsi="Consolas" w:cs="Times New Roman"/>
-          <w:color w:val="A31515"/>
-          <w:sz w:val="21"/>
-          <w:szCs w:val="21"/>
-          <w:lang w:val="ru-UA" w:eastAsia="ru-UA"/>
-        </w:rPr>
-        <w:t>/</w:t>
-      </w:r>
-      <w:proofErr w:type="spellStart"/>
-      <w:r>
-        <w:rPr>
-          <w:rFonts w:ascii="Consolas" w:eastAsia="Times New Roman" w:hAnsi="Consolas" w:cs="Times New Roman"/>
-          <w:color w:val="A31515"/>
-          <w:sz w:val="21"/>
-          <w:szCs w:val="21"/>
-          <w:lang w:val="ru-UA" w:eastAsia="ru-UA"/>
-        </w:rPr>
-        <w:t>null</w:t>
-      </w:r>
-      <w:proofErr w:type="spellEnd"/>
+        <w:t>/dev/null</w:t>
+      </w:r>
     </w:p>
     <w:p>
       <w:pPr>
@@ -2094,7 +1430,6 @@
           <w:lang w:val="ru-UA" w:eastAsia="ru-UA"/>
         </w:rPr>
       </w:pPr>
-      <w:proofErr w:type="spellStart"/>
       <w:r>
         <w:rPr>
           <w:rFonts w:ascii="Consolas" w:eastAsia="Times New Roman" w:hAnsi="Consolas" w:cs="Times New Roman"/>
@@ -2105,18 +1440,16 @@
         </w:rPr>
         <w:t>apt-get</w:t>
       </w:r>
-      <w:proofErr w:type="spellEnd"/>
-      <w:r>
-        <w:rPr>
-          <w:rFonts w:ascii="Consolas" w:eastAsia="Times New Roman" w:hAnsi="Consolas" w:cs="Times New Roman"/>
-          <w:color w:val="3B3B3B"/>
-          <w:sz w:val="21"/>
-          <w:szCs w:val="21"/>
-          <w:lang w:val="ru-UA" w:eastAsia="ru-UA"/>
-        </w:rPr>
-        <w:t xml:space="preserve"> </w:t>
-      </w:r>
-      <w:proofErr w:type="spellStart"/>
+      <w:r>
+        <w:rPr>
+          <w:rFonts w:ascii="Consolas" w:eastAsia="Times New Roman" w:hAnsi="Consolas" w:cs="Times New Roman"/>
+          <w:color w:val="3B3B3B"/>
+          <w:sz w:val="21"/>
+          <w:szCs w:val="21"/>
+          <w:lang w:val="ru-UA" w:eastAsia="ru-UA"/>
+        </w:rPr>
+        <w:t xml:space="preserve"> </w:t>
+      </w:r>
       <w:r>
         <w:rPr>
           <w:rFonts w:ascii="Consolas" w:eastAsia="Times New Roman" w:hAnsi="Consolas" w:cs="Times New Roman"/>
@@ -2127,7 +1460,6 @@
         </w:rPr>
         <w:t>update</w:t>
       </w:r>
-      <w:proofErr w:type="spellEnd"/>
     </w:p>
     <w:p>
       <w:pPr>
@@ -2141,7 +1473,6 @@
           <w:lang w:val="ru-UA" w:eastAsia="ru-UA"/>
         </w:rPr>
       </w:pPr>
-      <w:proofErr w:type="spellStart"/>
       <w:r>
         <w:rPr>
           <w:rFonts w:ascii="Consolas" w:eastAsia="Times New Roman" w:hAnsi="Consolas" w:cs="Times New Roman"/>
@@ -2152,18 +1483,16 @@
         </w:rPr>
         <w:t>apt-get</w:t>
       </w:r>
-      <w:proofErr w:type="spellEnd"/>
-      <w:r>
-        <w:rPr>
-          <w:rFonts w:ascii="Consolas" w:eastAsia="Times New Roman" w:hAnsi="Consolas" w:cs="Times New Roman"/>
-          <w:color w:val="3B3B3B"/>
-          <w:sz w:val="21"/>
-          <w:szCs w:val="21"/>
-          <w:lang w:val="ru-UA" w:eastAsia="ru-UA"/>
-        </w:rPr>
-        <w:t xml:space="preserve"> </w:t>
-      </w:r>
-      <w:proofErr w:type="spellStart"/>
+      <w:r>
+        <w:rPr>
+          <w:rFonts w:ascii="Consolas" w:eastAsia="Times New Roman" w:hAnsi="Consolas" w:cs="Times New Roman"/>
+          <w:color w:val="3B3B3B"/>
+          <w:sz w:val="21"/>
+          <w:szCs w:val="21"/>
+          <w:lang w:val="ru-UA" w:eastAsia="ru-UA"/>
+        </w:rPr>
+        <w:t xml:space="preserve"> </w:t>
+      </w:r>
       <w:r>
         <w:rPr>
           <w:rFonts w:ascii="Consolas" w:eastAsia="Times New Roman" w:hAnsi="Consolas" w:cs="Times New Roman"/>
@@ -2174,7 +1503,6 @@
         </w:rPr>
         <w:t>install</w:t>
       </w:r>
-      <w:proofErr w:type="spellEnd"/>
       <w:r>
         <w:rPr>
           <w:rFonts w:ascii="Consolas" w:eastAsia="Times New Roman" w:hAnsi="Consolas" w:cs="Times New Roman"/>
@@ -2205,7 +1533,6 @@
         </w:rPr>
         <w:t xml:space="preserve"> </w:t>
       </w:r>
-      <w:proofErr w:type="spellStart"/>
       <w:r>
         <w:rPr>
           <w:rFonts w:ascii="Consolas" w:eastAsia="Times New Roman" w:hAnsi="Consolas" w:cs="Times New Roman"/>
@@ -2216,18 +1543,16 @@
         </w:rPr>
         <w:t>docker-ce</w:t>
       </w:r>
-      <w:proofErr w:type="spellEnd"/>
-      <w:r>
-        <w:rPr>
-          <w:rFonts w:ascii="Consolas" w:eastAsia="Times New Roman" w:hAnsi="Consolas" w:cs="Times New Roman"/>
-          <w:color w:val="3B3B3B"/>
-          <w:sz w:val="21"/>
-          <w:szCs w:val="21"/>
-          <w:lang w:val="ru-UA" w:eastAsia="ru-UA"/>
-        </w:rPr>
-        <w:t xml:space="preserve"> </w:t>
-      </w:r>
-      <w:proofErr w:type="spellStart"/>
+      <w:r>
+        <w:rPr>
+          <w:rFonts w:ascii="Consolas" w:eastAsia="Times New Roman" w:hAnsi="Consolas" w:cs="Times New Roman"/>
+          <w:color w:val="3B3B3B"/>
+          <w:sz w:val="21"/>
+          <w:szCs w:val="21"/>
+          <w:lang w:val="ru-UA" w:eastAsia="ru-UA"/>
+        </w:rPr>
+        <w:t xml:space="preserve"> </w:t>
+      </w:r>
       <w:r>
         <w:rPr>
           <w:rFonts w:ascii="Consolas" w:eastAsia="Times New Roman" w:hAnsi="Consolas" w:cs="Times New Roman"/>
@@ -2238,7 +1563,6 @@
         </w:rPr>
         <w:t>docker-ce-cli</w:t>
       </w:r>
-      <w:proofErr w:type="spellEnd"/>
       <w:r>
         <w:rPr>
           <w:rFonts w:ascii="Consolas" w:eastAsia="Times New Roman" w:hAnsi="Consolas" w:cs="Times New Roman"/>
@@ -2272,7 +1596,6 @@
           <w:lang w:val="ru-UA" w:eastAsia="ru-UA"/>
         </w:rPr>
       </w:pPr>
-      <w:proofErr w:type="spellStart"/>
       <w:r>
         <w:rPr>
           <w:rFonts w:ascii="Consolas" w:eastAsia="Times New Roman" w:hAnsi="Consolas" w:cs="Times New Roman"/>
@@ -2283,18 +1606,16 @@
         </w:rPr>
         <w:t>systemctl</w:t>
       </w:r>
-      <w:proofErr w:type="spellEnd"/>
-      <w:r>
-        <w:rPr>
-          <w:rFonts w:ascii="Consolas" w:eastAsia="Times New Roman" w:hAnsi="Consolas" w:cs="Times New Roman"/>
-          <w:color w:val="3B3B3B"/>
-          <w:sz w:val="21"/>
-          <w:szCs w:val="21"/>
-          <w:lang w:val="ru-UA" w:eastAsia="ru-UA"/>
-        </w:rPr>
-        <w:t xml:space="preserve"> </w:t>
-      </w:r>
-      <w:proofErr w:type="spellStart"/>
+      <w:r>
+        <w:rPr>
+          <w:rFonts w:ascii="Consolas" w:eastAsia="Times New Roman" w:hAnsi="Consolas" w:cs="Times New Roman"/>
+          <w:color w:val="3B3B3B"/>
+          <w:sz w:val="21"/>
+          <w:szCs w:val="21"/>
+          <w:lang w:val="ru-UA" w:eastAsia="ru-UA"/>
+        </w:rPr>
+        <w:t xml:space="preserve"> </w:t>
+      </w:r>
       <w:r>
         <w:rPr>
           <w:rFonts w:ascii="Consolas" w:eastAsia="Times New Roman" w:hAnsi="Consolas" w:cs="Times New Roman"/>
@@ -2305,18 +1626,16 @@
         </w:rPr>
         <w:t>start</w:t>
       </w:r>
-      <w:proofErr w:type="spellEnd"/>
-      <w:r>
-        <w:rPr>
-          <w:rFonts w:ascii="Consolas" w:eastAsia="Times New Roman" w:hAnsi="Consolas" w:cs="Times New Roman"/>
-          <w:color w:val="3B3B3B"/>
-          <w:sz w:val="21"/>
-          <w:szCs w:val="21"/>
-          <w:lang w:val="ru-UA" w:eastAsia="ru-UA"/>
-        </w:rPr>
-        <w:t xml:space="preserve"> </w:t>
-      </w:r>
-      <w:proofErr w:type="spellStart"/>
+      <w:r>
+        <w:rPr>
+          <w:rFonts w:ascii="Consolas" w:eastAsia="Times New Roman" w:hAnsi="Consolas" w:cs="Times New Roman"/>
+          <w:color w:val="3B3B3B"/>
+          <w:sz w:val="21"/>
+          <w:szCs w:val="21"/>
+          <w:lang w:val="ru-UA" w:eastAsia="ru-UA"/>
+        </w:rPr>
+        <w:t xml:space="preserve"> </w:t>
+      </w:r>
       <w:r>
         <w:rPr>
           <w:rFonts w:ascii="Consolas" w:eastAsia="Times New Roman" w:hAnsi="Consolas" w:cs="Times New Roman"/>
@@ -2327,7 +1646,6 @@
         </w:rPr>
         <w:t>mariadb</w:t>
       </w:r>
-      <w:proofErr w:type="spellEnd"/>
     </w:p>
     <w:p>
       <w:pPr>
@@ -2341,7 +1659,6 @@
           <w:lang w:val="ru-UA" w:eastAsia="ru-UA"/>
         </w:rPr>
       </w:pPr>
-      <w:proofErr w:type="spellStart"/>
       <w:r>
         <w:rPr>
           <w:rFonts w:ascii="Consolas" w:eastAsia="Times New Roman" w:hAnsi="Consolas" w:cs="Times New Roman"/>
@@ -2352,18 +1669,16 @@
         </w:rPr>
         <w:t>systemctl</w:t>
       </w:r>
-      <w:proofErr w:type="spellEnd"/>
-      <w:r>
-        <w:rPr>
-          <w:rFonts w:ascii="Consolas" w:eastAsia="Times New Roman" w:hAnsi="Consolas" w:cs="Times New Roman"/>
-          <w:color w:val="3B3B3B"/>
-          <w:sz w:val="21"/>
-          <w:szCs w:val="21"/>
-          <w:lang w:val="ru-UA" w:eastAsia="ru-UA"/>
-        </w:rPr>
-        <w:t xml:space="preserve"> </w:t>
-      </w:r>
-      <w:proofErr w:type="spellStart"/>
+      <w:r>
+        <w:rPr>
+          <w:rFonts w:ascii="Consolas" w:eastAsia="Times New Roman" w:hAnsi="Consolas" w:cs="Times New Roman"/>
+          <w:color w:val="3B3B3B"/>
+          <w:sz w:val="21"/>
+          <w:szCs w:val="21"/>
+          <w:lang w:val="ru-UA" w:eastAsia="ru-UA"/>
+        </w:rPr>
+        <w:t xml:space="preserve"> </w:t>
+      </w:r>
       <w:r>
         <w:rPr>
           <w:rFonts w:ascii="Consolas" w:eastAsia="Times New Roman" w:hAnsi="Consolas" w:cs="Times New Roman"/>
@@ -2374,18 +1689,16 @@
         </w:rPr>
         <w:t>enable</w:t>
       </w:r>
-      <w:proofErr w:type="spellEnd"/>
-      <w:r>
-        <w:rPr>
-          <w:rFonts w:ascii="Consolas" w:eastAsia="Times New Roman" w:hAnsi="Consolas" w:cs="Times New Roman"/>
-          <w:color w:val="3B3B3B"/>
-          <w:sz w:val="21"/>
-          <w:szCs w:val="21"/>
-          <w:lang w:val="ru-UA" w:eastAsia="ru-UA"/>
-        </w:rPr>
-        <w:t xml:space="preserve"> </w:t>
-      </w:r>
-      <w:proofErr w:type="spellStart"/>
+      <w:r>
+        <w:rPr>
+          <w:rFonts w:ascii="Consolas" w:eastAsia="Times New Roman" w:hAnsi="Consolas" w:cs="Times New Roman"/>
+          <w:color w:val="3B3B3B"/>
+          <w:sz w:val="21"/>
+          <w:szCs w:val="21"/>
+          <w:lang w:val="ru-UA" w:eastAsia="ru-UA"/>
+        </w:rPr>
+        <w:t xml:space="preserve"> </w:t>
+      </w:r>
       <w:r>
         <w:rPr>
           <w:rFonts w:ascii="Consolas" w:eastAsia="Times New Roman" w:hAnsi="Consolas" w:cs="Times New Roman"/>
@@ -2396,7 +1709,6 @@
         </w:rPr>
         <w:t>mariadb</w:t>
       </w:r>
-      <w:proofErr w:type="spellEnd"/>
     </w:p>
     <w:p>
       <w:pPr>
@@ -2410,7 +1722,6 @@
           <w:lang w:val="ru-UA" w:eastAsia="ru-UA"/>
         </w:rPr>
       </w:pPr>
-      <w:proofErr w:type="spellStart"/>
       <w:r>
         <w:rPr>
           <w:rFonts w:ascii="Consolas" w:eastAsia="Times New Roman" w:hAnsi="Consolas" w:cs="Times New Roman"/>
@@ -2421,7 +1732,6 @@
         </w:rPr>
         <w:t>mariadb</w:t>
       </w:r>
-      <w:proofErr w:type="spellEnd"/>
       <w:r>
         <w:rPr>
           <w:rFonts w:ascii="Consolas" w:eastAsia="Times New Roman" w:hAnsi="Consolas" w:cs="Times New Roman"/>
@@ -2460,29 +1770,7 @@
           <w:szCs w:val="21"/>
           <w:lang w:val="ru-UA" w:eastAsia="ru-UA"/>
         </w:rPr>
-        <w:t xml:space="preserve">"CREATE DATABASE IF NOT EXISTS </w:t>
-      </w:r>
-      <w:proofErr w:type="spellStart"/>
-      <w:r>
-        <w:rPr>
-          <w:rFonts w:ascii="Consolas" w:eastAsia="Times New Roman" w:hAnsi="Consolas" w:cs="Times New Roman"/>
-          <w:color w:val="A31515"/>
-          <w:sz w:val="21"/>
-          <w:szCs w:val="21"/>
-          <w:lang w:val="ru-UA" w:eastAsia="ru-UA"/>
-        </w:rPr>
-        <w:t>mywebapp</w:t>
-      </w:r>
-      <w:proofErr w:type="spellEnd"/>
-      <w:r>
-        <w:rPr>
-          <w:rFonts w:ascii="Consolas" w:eastAsia="Times New Roman" w:hAnsi="Consolas" w:cs="Times New Roman"/>
-          <w:color w:val="A31515"/>
-          <w:sz w:val="21"/>
-          <w:szCs w:val="21"/>
-          <w:lang w:val="ru-UA" w:eastAsia="ru-UA"/>
-        </w:rPr>
-        <w:t>;"</w:t>
+        <w:t>"CREATE DATABASE IF NOT EXISTS mywebapp;"</w:t>
       </w:r>
     </w:p>
     <w:p>
@@ -2497,7 +1785,6 @@
           <w:lang w:val="ru-UA" w:eastAsia="ru-UA"/>
         </w:rPr>
       </w:pPr>
-      <w:proofErr w:type="spellStart"/>
       <w:r>
         <w:rPr>
           <w:rFonts w:ascii="Consolas" w:eastAsia="Times New Roman" w:hAnsi="Consolas" w:cs="Times New Roman"/>
@@ -2508,7 +1795,6 @@
         </w:rPr>
         <w:t>mariadb</w:t>
       </w:r>
-      <w:proofErr w:type="spellEnd"/>
       <w:r>
         <w:rPr>
           <w:rFonts w:ascii="Consolas" w:eastAsia="Times New Roman" w:hAnsi="Consolas" w:cs="Times New Roman"/>
@@ -2547,51 +1833,7 @@
           <w:szCs w:val="21"/>
           <w:lang w:val="ru-UA" w:eastAsia="ru-UA"/>
         </w:rPr>
-        <w:t>"CREATE USER IF NOT EXISTS 'app_</w:t>
-      </w:r>
-      <w:proofErr w:type="spellStart"/>
-      <w:r>
-        <w:rPr>
-          <w:rFonts w:ascii="Consolas" w:eastAsia="Times New Roman" w:hAnsi="Consolas" w:cs="Times New Roman"/>
-          <w:color w:val="A31515"/>
-          <w:sz w:val="21"/>
-          <w:szCs w:val="21"/>
-          <w:lang w:val="ru-UA" w:eastAsia="ru-UA"/>
-        </w:rPr>
-        <w:t>user</w:t>
-      </w:r>
-      <w:proofErr w:type="spellEnd"/>
-      <w:r>
-        <w:rPr>
-          <w:rFonts w:ascii="Consolas" w:eastAsia="Times New Roman" w:hAnsi="Consolas" w:cs="Times New Roman"/>
-          <w:color w:val="A31515"/>
-          <w:sz w:val="21"/>
-          <w:szCs w:val="21"/>
-          <w:lang w:val="ru-UA" w:eastAsia="ru-UA"/>
-        </w:rPr>
-        <w:t>'@'</w:t>
-      </w:r>
-      <w:proofErr w:type="spellStart"/>
-      <w:r>
-        <w:rPr>
-          <w:rFonts w:ascii="Consolas" w:eastAsia="Times New Roman" w:hAnsi="Consolas" w:cs="Times New Roman"/>
-          <w:color w:val="A31515"/>
-          <w:sz w:val="21"/>
-          <w:szCs w:val="21"/>
-          <w:lang w:val="ru-UA" w:eastAsia="ru-UA"/>
-        </w:rPr>
-        <w:t>localhost</w:t>
-      </w:r>
-      <w:proofErr w:type="spellEnd"/>
-      <w:r>
-        <w:rPr>
-          <w:rFonts w:ascii="Consolas" w:eastAsia="Times New Roman" w:hAnsi="Consolas" w:cs="Times New Roman"/>
-          <w:color w:val="A31515"/>
-          <w:sz w:val="21"/>
-          <w:szCs w:val="21"/>
-          <w:lang w:val="ru-UA" w:eastAsia="ru-UA"/>
-        </w:rPr>
-        <w:t>' IDENTIFIED BY '12345678';"</w:t>
+        <w:t>"CREATE USER IF NOT EXISTS 'app_user'@'localhost' IDENTIFIED BY '12345678';"</w:t>
       </w:r>
     </w:p>
     <w:p>
@@ -2606,7 +1848,6 @@
           <w:lang w:val="ru-UA" w:eastAsia="ru-UA"/>
         </w:rPr>
       </w:pPr>
-      <w:proofErr w:type="spellStart"/>
       <w:r>
         <w:rPr>
           <w:rFonts w:ascii="Consolas" w:eastAsia="Times New Roman" w:hAnsi="Consolas" w:cs="Times New Roman"/>
@@ -2617,7 +1858,6 @@
         </w:rPr>
         <w:t>mariadb</w:t>
       </w:r>
-      <w:proofErr w:type="spellEnd"/>
       <w:r>
         <w:rPr>
           <w:rFonts w:ascii="Consolas" w:eastAsia="Times New Roman" w:hAnsi="Consolas" w:cs="Times New Roman"/>
@@ -2656,51 +1896,7 @@
           <w:szCs w:val="21"/>
           <w:lang w:val="ru-UA" w:eastAsia="ru-UA"/>
         </w:rPr>
-        <w:t>"GRANT ALL PRIVILEGES ON mywebapp.* TO 'app_</w:t>
-      </w:r>
-      <w:proofErr w:type="spellStart"/>
-      <w:r>
-        <w:rPr>
-          <w:rFonts w:ascii="Consolas" w:eastAsia="Times New Roman" w:hAnsi="Consolas" w:cs="Times New Roman"/>
-          <w:color w:val="A31515"/>
-          <w:sz w:val="21"/>
-          <w:szCs w:val="21"/>
-          <w:lang w:val="ru-UA" w:eastAsia="ru-UA"/>
-        </w:rPr>
-        <w:t>user</w:t>
-      </w:r>
-      <w:proofErr w:type="spellEnd"/>
-      <w:r>
-        <w:rPr>
-          <w:rFonts w:ascii="Consolas" w:eastAsia="Times New Roman" w:hAnsi="Consolas" w:cs="Times New Roman"/>
-          <w:color w:val="A31515"/>
-          <w:sz w:val="21"/>
-          <w:szCs w:val="21"/>
-          <w:lang w:val="ru-UA" w:eastAsia="ru-UA"/>
-        </w:rPr>
-        <w:t>'@'</w:t>
-      </w:r>
-      <w:proofErr w:type="spellStart"/>
-      <w:r>
-        <w:rPr>
-          <w:rFonts w:ascii="Consolas" w:eastAsia="Times New Roman" w:hAnsi="Consolas" w:cs="Times New Roman"/>
-          <w:color w:val="A31515"/>
-          <w:sz w:val="21"/>
-          <w:szCs w:val="21"/>
-          <w:lang w:val="ru-UA" w:eastAsia="ru-UA"/>
-        </w:rPr>
-        <w:t>localhost</w:t>
-      </w:r>
-      <w:proofErr w:type="spellEnd"/>
-      <w:r>
-        <w:rPr>
-          <w:rFonts w:ascii="Consolas" w:eastAsia="Times New Roman" w:hAnsi="Consolas" w:cs="Times New Roman"/>
-          <w:color w:val="A31515"/>
-          <w:sz w:val="21"/>
-          <w:szCs w:val="21"/>
-          <w:lang w:val="ru-UA" w:eastAsia="ru-UA"/>
-        </w:rPr>
-        <w:t>';"</w:t>
+        <w:t>"GRANT ALL PRIVILEGES ON mywebapp.* TO 'app_user'@'localhost';"</w:t>
       </w:r>
     </w:p>
     <w:p>
@@ -2715,7 +1911,6 @@
           <w:lang w:val="ru-UA" w:eastAsia="ru-UA"/>
         </w:rPr>
       </w:pPr>
-      <w:proofErr w:type="spellStart"/>
       <w:r>
         <w:rPr>
           <w:rFonts w:ascii="Consolas" w:eastAsia="Times New Roman" w:hAnsi="Consolas" w:cs="Times New Roman"/>
@@ -2726,7 +1921,6 @@
         </w:rPr>
         <w:t>mariadb</w:t>
       </w:r>
-      <w:proofErr w:type="spellEnd"/>
       <w:r>
         <w:rPr>
           <w:rFonts w:ascii="Consolas" w:eastAsia="Times New Roman" w:hAnsi="Consolas" w:cs="Times New Roman"/>
@@ -2780,7 +1974,6 @@
           <w:lang w:val="ru-UA" w:eastAsia="ru-UA"/>
         </w:rPr>
       </w:pPr>
-      <w:proofErr w:type="spellStart"/>
       <w:r>
         <w:rPr>
           <w:rFonts w:ascii="Consolas" w:eastAsia="Times New Roman" w:hAnsi="Consolas" w:cs="Times New Roman"/>
@@ -2791,7 +1984,6 @@
         </w:rPr>
         <w:t>rm</w:t>
       </w:r>
-      <w:proofErr w:type="spellEnd"/>
       <w:r>
         <w:rPr>
           <w:rFonts w:ascii="Consolas" w:eastAsia="Times New Roman" w:hAnsi="Consolas" w:cs="Times New Roman"/>
@@ -2830,86 +2022,8 @@
           <w:szCs w:val="21"/>
           <w:lang w:val="ru-UA" w:eastAsia="ru-UA"/>
         </w:rPr>
-        <w:t>/</w:t>
-      </w:r>
-      <w:proofErr w:type="spellStart"/>
-      <w:r>
-        <w:rPr>
-          <w:rFonts w:ascii="Consolas" w:eastAsia="Times New Roman" w:hAnsi="Consolas" w:cs="Times New Roman"/>
-          <w:color w:val="A31515"/>
-          <w:sz w:val="21"/>
-          <w:szCs w:val="21"/>
-          <w:lang w:val="ru-UA" w:eastAsia="ru-UA"/>
-        </w:rPr>
-        <w:t>etc</w:t>
-      </w:r>
-      <w:proofErr w:type="spellEnd"/>
-      <w:r>
-        <w:rPr>
-          <w:rFonts w:ascii="Consolas" w:eastAsia="Times New Roman" w:hAnsi="Consolas" w:cs="Times New Roman"/>
-          <w:color w:val="A31515"/>
-          <w:sz w:val="21"/>
-          <w:szCs w:val="21"/>
-          <w:lang w:val="ru-UA" w:eastAsia="ru-UA"/>
-        </w:rPr>
-        <w:t>/</w:t>
-      </w:r>
-      <w:proofErr w:type="spellStart"/>
-      <w:r>
-        <w:rPr>
-          <w:rFonts w:ascii="Consolas" w:eastAsia="Times New Roman" w:hAnsi="Consolas" w:cs="Times New Roman"/>
-          <w:color w:val="A31515"/>
-          <w:sz w:val="21"/>
-          <w:szCs w:val="21"/>
-          <w:lang w:val="ru-UA" w:eastAsia="ru-UA"/>
-        </w:rPr>
-        <w:t>nginx</w:t>
-      </w:r>
-      <w:proofErr w:type="spellEnd"/>
-      <w:r>
-        <w:rPr>
-          <w:rFonts w:ascii="Consolas" w:eastAsia="Times New Roman" w:hAnsi="Consolas" w:cs="Times New Roman"/>
-          <w:color w:val="A31515"/>
-          <w:sz w:val="21"/>
-          <w:szCs w:val="21"/>
-          <w:lang w:val="ru-UA" w:eastAsia="ru-UA"/>
-        </w:rPr>
-        <w:t>/</w:t>
-      </w:r>
-      <w:proofErr w:type="spellStart"/>
-      <w:r>
-        <w:rPr>
-          <w:rFonts w:ascii="Consolas" w:eastAsia="Times New Roman" w:hAnsi="Consolas" w:cs="Times New Roman"/>
-          <w:color w:val="A31515"/>
-          <w:sz w:val="21"/>
-          <w:szCs w:val="21"/>
-          <w:lang w:val="ru-UA" w:eastAsia="ru-UA"/>
-        </w:rPr>
-        <w:t>sites-enabled</w:t>
-      </w:r>
-      <w:proofErr w:type="spellEnd"/>
-      <w:r>
-        <w:rPr>
-          <w:rFonts w:ascii="Consolas" w:eastAsia="Times New Roman" w:hAnsi="Consolas" w:cs="Times New Roman"/>
-          <w:color w:val="A31515"/>
-          <w:sz w:val="21"/>
-          <w:szCs w:val="21"/>
-          <w:lang w:val="ru-UA" w:eastAsia="ru-UA"/>
-        </w:rPr>
-        <w:t>/</w:t>
-      </w:r>
-      <w:proofErr w:type="spellStart"/>
-      <w:r>
-        <w:rPr>
-          <w:rFonts w:ascii="Consolas" w:eastAsia="Times New Roman" w:hAnsi="Consolas" w:cs="Times New Roman"/>
-          <w:color w:val="A31515"/>
-          <w:sz w:val="21"/>
-          <w:szCs w:val="21"/>
-          <w:lang w:val="ru-UA" w:eastAsia="ru-UA"/>
-        </w:rPr>
-        <w:t>default</w:t>
-      </w:r>
-      <w:proofErr w:type="spellEnd"/>
+        <w:t>/etc/nginx/sites-enabled/default</w:t>
+      </w:r>
     </w:p>
     <w:p>
       <w:pPr>
@@ -2923,7 +2037,6 @@
           <w:lang w:val="ru-UA" w:eastAsia="ru-UA"/>
         </w:rPr>
       </w:pPr>
-      <w:proofErr w:type="spellStart"/>
       <w:r>
         <w:rPr>
           <w:rFonts w:ascii="Consolas" w:eastAsia="Times New Roman" w:hAnsi="Consolas" w:cs="Times New Roman"/>
@@ -2934,18 +2047,16 @@
         </w:rPr>
         <w:t>cp</w:t>
       </w:r>
-      <w:proofErr w:type="spellEnd"/>
-      <w:r>
-        <w:rPr>
-          <w:rFonts w:ascii="Consolas" w:eastAsia="Times New Roman" w:hAnsi="Consolas" w:cs="Times New Roman"/>
-          <w:color w:val="3B3B3B"/>
-          <w:sz w:val="21"/>
-          <w:szCs w:val="21"/>
-          <w:lang w:val="ru-UA" w:eastAsia="ru-UA"/>
-        </w:rPr>
-        <w:t xml:space="preserve"> </w:t>
-      </w:r>
-      <w:proofErr w:type="spellStart"/>
+      <w:r>
+        <w:rPr>
+          <w:rFonts w:ascii="Consolas" w:eastAsia="Times New Roman" w:hAnsi="Consolas" w:cs="Times New Roman"/>
+          <w:color w:val="3B3B3B"/>
+          <w:sz w:val="21"/>
+          <w:szCs w:val="21"/>
+          <w:lang w:val="ru-UA" w:eastAsia="ru-UA"/>
+        </w:rPr>
+        <w:t xml:space="preserve"> </w:t>
+      </w:r>
       <w:r>
         <w:rPr>
           <w:rFonts w:ascii="Consolas" w:eastAsia="Times New Roman" w:hAnsi="Consolas" w:cs="Times New Roman"/>
@@ -2956,105 +2067,26 @@
         </w:rPr>
         <w:t>nginx.conf</w:t>
       </w:r>
-      <w:proofErr w:type="spellEnd"/>
-      <w:r>
-        <w:rPr>
-          <w:rFonts w:ascii="Consolas" w:eastAsia="Times New Roman" w:hAnsi="Consolas" w:cs="Times New Roman"/>
-          <w:color w:val="3B3B3B"/>
-          <w:sz w:val="21"/>
-          <w:szCs w:val="21"/>
-          <w:lang w:val="ru-UA" w:eastAsia="ru-UA"/>
-        </w:rPr>
-        <w:t xml:space="preserve"> </w:t>
-      </w:r>
-      <w:r>
-        <w:rPr>
-          <w:rFonts w:ascii="Consolas" w:eastAsia="Times New Roman" w:hAnsi="Consolas" w:cs="Times New Roman"/>
-          <w:color w:val="A31515"/>
-          <w:sz w:val="21"/>
-          <w:szCs w:val="21"/>
-          <w:lang w:val="ru-UA" w:eastAsia="ru-UA"/>
-        </w:rPr>
-        <w:t>/</w:t>
-      </w:r>
-      <w:proofErr w:type="spellStart"/>
-      <w:r>
-        <w:rPr>
-          <w:rFonts w:ascii="Consolas" w:eastAsia="Times New Roman" w:hAnsi="Consolas" w:cs="Times New Roman"/>
-          <w:color w:val="A31515"/>
-          <w:sz w:val="21"/>
-          <w:szCs w:val="21"/>
-          <w:lang w:val="ru-UA" w:eastAsia="ru-UA"/>
-        </w:rPr>
-        <w:t>etc</w:t>
-      </w:r>
-      <w:proofErr w:type="spellEnd"/>
-      <w:r>
-        <w:rPr>
-          <w:rFonts w:ascii="Consolas" w:eastAsia="Times New Roman" w:hAnsi="Consolas" w:cs="Times New Roman"/>
-          <w:color w:val="A31515"/>
-          <w:sz w:val="21"/>
-          <w:szCs w:val="21"/>
-          <w:lang w:val="ru-UA" w:eastAsia="ru-UA"/>
-        </w:rPr>
-        <w:t>/</w:t>
-      </w:r>
-      <w:proofErr w:type="spellStart"/>
-      <w:r>
-        <w:rPr>
-          <w:rFonts w:ascii="Consolas" w:eastAsia="Times New Roman" w:hAnsi="Consolas" w:cs="Times New Roman"/>
-          <w:color w:val="A31515"/>
-          <w:sz w:val="21"/>
-          <w:szCs w:val="21"/>
-          <w:lang w:val="ru-UA" w:eastAsia="ru-UA"/>
-        </w:rPr>
-        <w:t>nginx</w:t>
-      </w:r>
-      <w:proofErr w:type="spellEnd"/>
-      <w:r>
-        <w:rPr>
-          <w:rFonts w:ascii="Consolas" w:eastAsia="Times New Roman" w:hAnsi="Consolas" w:cs="Times New Roman"/>
-          <w:color w:val="A31515"/>
-          <w:sz w:val="21"/>
-          <w:szCs w:val="21"/>
-          <w:lang w:val="ru-UA" w:eastAsia="ru-UA"/>
-        </w:rPr>
-        <w:t>/</w:t>
-      </w:r>
-      <w:proofErr w:type="spellStart"/>
-      <w:r>
-        <w:rPr>
-          <w:rFonts w:ascii="Consolas" w:eastAsia="Times New Roman" w:hAnsi="Consolas" w:cs="Times New Roman"/>
-          <w:color w:val="A31515"/>
-          <w:sz w:val="21"/>
-          <w:szCs w:val="21"/>
-          <w:lang w:val="ru-UA" w:eastAsia="ru-UA"/>
-        </w:rPr>
-        <w:t>sites-available</w:t>
-      </w:r>
-      <w:proofErr w:type="spellEnd"/>
-      <w:r>
-        <w:rPr>
-          <w:rFonts w:ascii="Consolas" w:eastAsia="Times New Roman" w:hAnsi="Consolas" w:cs="Times New Roman"/>
-          <w:color w:val="A31515"/>
-          <w:sz w:val="21"/>
-          <w:szCs w:val="21"/>
-          <w:lang w:val="ru-UA" w:eastAsia="ru-UA"/>
-        </w:rPr>
-        <w:t>/</w:t>
-      </w:r>
-      <w:proofErr w:type="spellStart"/>
-      <w:r>
-        <w:rPr>
-          <w:rFonts w:ascii="Consolas" w:eastAsia="Times New Roman" w:hAnsi="Consolas" w:cs="Times New Roman"/>
-          <w:color w:val="A31515"/>
-          <w:sz w:val="21"/>
-          <w:szCs w:val="21"/>
-          <w:lang w:val="ru-UA" w:eastAsia="ru-UA"/>
-        </w:rPr>
-        <w:t>mywebapp</w:t>
-      </w:r>
-      <w:proofErr w:type="spellEnd"/>
+      <w:r>
+        <w:rPr>
+          <w:rFonts w:ascii="Consolas" w:eastAsia="Times New Roman" w:hAnsi="Consolas" w:cs="Times New Roman"/>
+          <w:color w:val="3B3B3B"/>
+          <w:sz w:val="21"/>
+          <w:szCs w:val="21"/>
+          <w:lang w:val="ru-UA" w:eastAsia="ru-UA"/>
+        </w:rPr>
+        <w:t xml:space="preserve"> </w:t>
+      </w:r>
+      <w:r>
+        <w:rPr>
+          <w:rFonts w:ascii="Consolas" w:eastAsia="Times New Roman" w:hAnsi="Consolas" w:cs="Times New Roman"/>
+          <w:color w:val="A31515"/>
+          <w:sz w:val="21"/>
+          <w:szCs w:val="21"/>
+          <w:lang w:val="ru-UA" w:eastAsia="ru-UA"/>
+        </w:rPr>
+        <w:t>/etc/nginx/sites-available/mywebapp</w:t>
+      </w:r>
     </w:p>
     <w:p>
       <w:pPr>
@@ -3068,7 +2100,6 @@
           <w:lang w:val="ru-UA" w:eastAsia="ru-UA"/>
         </w:rPr>
       </w:pPr>
-      <w:proofErr w:type="spellStart"/>
       <w:r>
         <w:rPr>
           <w:rFonts w:ascii="Consolas" w:eastAsia="Times New Roman" w:hAnsi="Consolas" w:cs="Times New Roman"/>
@@ -3079,7 +2110,6 @@
         </w:rPr>
         <w:t>ln</w:t>
       </w:r>
-      <w:proofErr w:type="spellEnd"/>
       <w:r>
         <w:rPr>
           <w:rFonts w:ascii="Consolas" w:eastAsia="Times New Roman" w:hAnsi="Consolas" w:cs="Times New Roman"/>
@@ -3098,216 +2128,48 @@
           <w:szCs w:val="21"/>
           <w:lang w:val="ru-UA" w:eastAsia="ru-UA"/>
         </w:rPr>
-        <w:t>-</w:t>
-      </w:r>
-      <w:proofErr w:type="spellStart"/>
-      <w:r>
-        <w:rPr>
-          <w:rFonts w:ascii="Consolas" w:eastAsia="Times New Roman" w:hAnsi="Consolas" w:cs="Times New Roman"/>
-          <w:color w:val="0000FF"/>
-          <w:sz w:val="21"/>
-          <w:szCs w:val="21"/>
-          <w:lang w:val="ru-UA" w:eastAsia="ru-UA"/>
-        </w:rPr>
-        <w:t>sf</w:t>
-      </w:r>
-      <w:proofErr w:type="spellEnd"/>
-      <w:r>
-        <w:rPr>
-          <w:rFonts w:ascii="Consolas" w:eastAsia="Times New Roman" w:hAnsi="Consolas" w:cs="Times New Roman"/>
-          <w:color w:val="3B3B3B"/>
-          <w:sz w:val="21"/>
-          <w:szCs w:val="21"/>
-          <w:lang w:val="ru-UA" w:eastAsia="ru-UA"/>
-        </w:rPr>
-        <w:t xml:space="preserve"> </w:t>
-      </w:r>
-      <w:r>
-        <w:rPr>
-          <w:rFonts w:ascii="Consolas" w:eastAsia="Times New Roman" w:hAnsi="Consolas" w:cs="Times New Roman"/>
-          <w:color w:val="A31515"/>
-          <w:sz w:val="21"/>
-          <w:szCs w:val="21"/>
-          <w:lang w:val="ru-UA" w:eastAsia="ru-UA"/>
-        </w:rPr>
-        <w:t>/</w:t>
-      </w:r>
-      <w:proofErr w:type="spellStart"/>
-      <w:r>
-        <w:rPr>
-          <w:rFonts w:ascii="Consolas" w:eastAsia="Times New Roman" w:hAnsi="Consolas" w:cs="Times New Roman"/>
-          <w:color w:val="A31515"/>
-          <w:sz w:val="21"/>
-          <w:szCs w:val="21"/>
-          <w:lang w:val="ru-UA" w:eastAsia="ru-UA"/>
-        </w:rPr>
-        <w:t>etc</w:t>
-      </w:r>
-      <w:proofErr w:type="spellEnd"/>
-      <w:r>
-        <w:rPr>
-          <w:rFonts w:ascii="Consolas" w:eastAsia="Times New Roman" w:hAnsi="Consolas" w:cs="Times New Roman"/>
-          <w:color w:val="A31515"/>
-          <w:sz w:val="21"/>
-          <w:szCs w:val="21"/>
-          <w:lang w:val="ru-UA" w:eastAsia="ru-UA"/>
-        </w:rPr>
-        <w:t>/</w:t>
-      </w:r>
-      <w:proofErr w:type="spellStart"/>
-      <w:r>
-        <w:rPr>
-          <w:rFonts w:ascii="Consolas" w:eastAsia="Times New Roman" w:hAnsi="Consolas" w:cs="Times New Roman"/>
-          <w:color w:val="A31515"/>
-          <w:sz w:val="21"/>
-          <w:szCs w:val="21"/>
-          <w:lang w:val="ru-UA" w:eastAsia="ru-UA"/>
-        </w:rPr>
-        <w:t>nginx</w:t>
-      </w:r>
-      <w:proofErr w:type="spellEnd"/>
-      <w:r>
-        <w:rPr>
-          <w:rFonts w:ascii="Consolas" w:eastAsia="Times New Roman" w:hAnsi="Consolas" w:cs="Times New Roman"/>
-          <w:color w:val="A31515"/>
-          <w:sz w:val="21"/>
-          <w:szCs w:val="21"/>
-          <w:lang w:val="ru-UA" w:eastAsia="ru-UA"/>
-        </w:rPr>
-        <w:t>/</w:t>
-      </w:r>
-      <w:proofErr w:type="spellStart"/>
-      <w:r>
-        <w:rPr>
-          <w:rFonts w:ascii="Consolas" w:eastAsia="Times New Roman" w:hAnsi="Consolas" w:cs="Times New Roman"/>
-          <w:color w:val="A31515"/>
-          <w:sz w:val="21"/>
-          <w:szCs w:val="21"/>
-          <w:lang w:val="ru-UA" w:eastAsia="ru-UA"/>
-        </w:rPr>
-        <w:t>sites-available</w:t>
-      </w:r>
-      <w:proofErr w:type="spellEnd"/>
-      <w:r>
-        <w:rPr>
-          <w:rFonts w:ascii="Consolas" w:eastAsia="Times New Roman" w:hAnsi="Consolas" w:cs="Times New Roman"/>
-          <w:color w:val="A31515"/>
-          <w:sz w:val="21"/>
-          <w:szCs w:val="21"/>
-          <w:lang w:val="ru-UA" w:eastAsia="ru-UA"/>
-        </w:rPr>
-        <w:t>/</w:t>
-      </w:r>
-      <w:proofErr w:type="spellStart"/>
-      <w:r>
-        <w:rPr>
-          <w:rFonts w:ascii="Consolas" w:eastAsia="Times New Roman" w:hAnsi="Consolas" w:cs="Times New Roman"/>
-          <w:color w:val="A31515"/>
-          <w:sz w:val="21"/>
-          <w:szCs w:val="21"/>
-          <w:lang w:val="ru-UA" w:eastAsia="ru-UA"/>
-        </w:rPr>
-        <w:t>mywebapp</w:t>
-      </w:r>
-      <w:proofErr w:type="spellEnd"/>
-      <w:r>
-        <w:rPr>
-          <w:rFonts w:ascii="Consolas" w:eastAsia="Times New Roman" w:hAnsi="Consolas" w:cs="Times New Roman"/>
-          <w:color w:val="3B3B3B"/>
-          <w:sz w:val="21"/>
-          <w:szCs w:val="21"/>
-          <w:lang w:val="ru-UA" w:eastAsia="ru-UA"/>
-        </w:rPr>
-        <w:t xml:space="preserve"> </w:t>
-      </w:r>
-      <w:r>
-        <w:rPr>
-          <w:rFonts w:ascii="Consolas" w:eastAsia="Times New Roman" w:hAnsi="Consolas" w:cs="Times New Roman"/>
-          <w:color w:val="A31515"/>
-          <w:sz w:val="21"/>
-          <w:szCs w:val="21"/>
-          <w:lang w:val="ru-UA" w:eastAsia="ru-UA"/>
-        </w:rPr>
-        <w:t>/</w:t>
-      </w:r>
-      <w:proofErr w:type="spellStart"/>
-      <w:r>
-        <w:rPr>
-          <w:rFonts w:ascii="Consolas" w:eastAsia="Times New Roman" w:hAnsi="Consolas" w:cs="Times New Roman"/>
-          <w:color w:val="A31515"/>
-          <w:sz w:val="21"/>
-          <w:szCs w:val="21"/>
-          <w:lang w:val="ru-UA" w:eastAsia="ru-UA"/>
-        </w:rPr>
-        <w:t>etc</w:t>
-      </w:r>
-      <w:proofErr w:type="spellEnd"/>
-      <w:r>
-        <w:rPr>
-          <w:rFonts w:ascii="Consolas" w:eastAsia="Times New Roman" w:hAnsi="Consolas" w:cs="Times New Roman"/>
-          <w:color w:val="A31515"/>
-          <w:sz w:val="21"/>
-          <w:szCs w:val="21"/>
-          <w:lang w:val="ru-UA" w:eastAsia="ru-UA"/>
-        </w:rPr>
-        <w:t>/</w:t>
-      </w:r>
-      <w:proofErr w:type="spellStart"/>
-      <w:r>
-        <w:rPr>
-          <w:rFonts w:ascii="Consolas" w:eastAsia="Times New Roman" w:hAnsi="Consolas" w:cs="Times New Roman"/>
-          <w:color w:val="A31515"/>
-          <w:sz w:val="21"/>
-          <w:szCs w:val="21"/>
-          <w:lang w:val="ru-UA" w:eastAsia="ru-UA"/>
-        </w:rPr>
-        <w:t>nginx</w:t>
-      </w:r>
-      <w:proofErr w:type="spellEnd"/>
-      <w:r>
-        <w:rPr>
-          <w:rFonts w:ascii="Consolas" w:eastAsia="Times New Roman" w:hAnsi="Consolas" w:cs="Times New Roman"/>
-          <w:color w:val="A31515"/>
-          <w:sz w:val="21"/>
-          <w:szCs w:val="21"/>
-          <w:lang w:val="ru-UA" w:eastAsia="ru-UA"/>
-        </w:rPr>
-        <w:t>/</w:t>
-      </w:r>
-      <w:proofErr w:type="spellStart"/>
-      <w:r>
-        <w:rPr>
-          <w:rFonts w:ascii="Consolas" w:eastAsia="Times New Roman" w:hAnsi="Consolas" w:cs="Times New Roman"/>
-          <w:color w:val="A31515"/>
-          <w:sz w:val="21"/>
-          <w:szCs w:val="21"/>
-          <w:lang w:val="ru-UA" w:eastAsia="ru-UA"/>
-        </w:rPr>
-        <w:t>sites-enabled</w:t>
-      </w:r>
-      <w:proofErr w:type="spellEnd"/>
-      <w:r>
-        <w:rPr>
-          <w:rFonts w:ascii="Consolas" w:eastAsia="Times New Roman" w:hAnsi="Consolas" w:cs="Times New Roman"/>
-          <w:color w:val="A31515"/>
-          <w:sz w:val="21"/>
-          <w:szCs w:val="21"/>
-          <w:lang w:val="ru-UA" w:eastAsia="ru-UA"/>
-        </w:rPr>
-        <w:t>/</w:t>
-      </w:r>
-      <w:proofErr w:type="spellStart"/>
-      <w:r>
-        <w:rPr>
-          <w:rFonts w:ascii="Consolas" w:eastAsia="Times New Roman" w:hAnsi="Consolas" w:cs="Times New Roman"/>
-          <w:color w:val="A31515"/>
-          <w:sz w:val="21"/>
-          <w:szCs w:val="21"/>
-          <w:lang w:val="ru-UA" w:eastAsia="ru-UA"/>
-        </w:rPr>
-        <w:t>mywebapp</w:t>
-      </w:r>
-      <w:proofErr w:type="spellEnd"/>
+        <w:t>-sf</w:t>
+      </w:r>
+      <w:r>
+        <w:rPr>
+          <w:rFonts w:ascii="Consolas" w:eastAsia="Times New Roman" w:hAnsi="Consolas" w:cs="Times New Roman"/>
+          <w:color w:val="3B3B3B"/>
+          <w:sz w:val="21"/>
+          <w:szCs w:val="21"/>
+          <w:lang w:val="ru-UA" w:eastAsia="ru-UA"/>
+        </w:rPr>
+        <w:t xml:space="preserve"> </w:t>
+      </w:r>
+      <w:r>
+        <w:rPr>
+          <w:rFonts w:ascii="Consolas" w:eastAsia="Times New Roman" w:hAnsi="Consolas" w:cs="Times New Roman"/>
+          <w:color w:val="A31515"/>
+          <w:sz w:val="21"/>
+          <w:szCs w:val="21"/>
+          <w:lang w:val="ru-UA" w:eastAsia="ru-UA"/>
+        </w:rPr>
+        <w:t>/etc/nginx/sites-available/mywebapp</w:t>
+      </w:r>
+      <w:r>
+        <w:rPr>
+          <w:rFonts w:ascii="Consolas" w:eastAsia="Times New Roman" w:hAnsi="Consolas" w:cs="Times New Roman"/>
+          <w:color w:val="3B3B3B"/>
+          <w:sz w:val="21"/>
+          <w:szCs w:val="21"/>
+          <w:lang w:val="ru-UA" w:eastAsia="ru-UA"/>
+        </w:rPr>
+        <w:t xml:space="preserve"> </w:t>
+      </w:r>
+      <w:r>
+        <w:rPr>
+          <w:rFonts w:ascii="Consolas" w:eastAsia="Times New Roman" w:hAnsi="Consolas" w:cs="Times New Roman"/>
+          <w:color w:val="A31515"/>
+          <w:sz w:val="21"/>
+          <w:szCs w:val="21"/>
+          <w:lang w:val="ru-UA" w:eastAsia="ru-UA"/>
+        </w:rPr>
+        <w:t>/etc/nginx/sites-enabled/mywebapp</w:t>
+      </w:r>
     </w:p>
     <w:p>
       <w:pPr>
@@ -3321,7 +2183,6 @@
           <w:lang w:val="ru-UA" w:eastAsia="ru-UA"/>
         </w:rPr>
       </w:pPr>
-      <w:proofErr w:type="spellStart"/>
       <w:r>
         <w:rPr>
           <w:rFonts w:ascii="Consolas" w:eastAsia="Times New Roman" w:hAnsi="Consolas" w:cs="Times New Roman"/>
@@ -3332,18 +2193,16 @@
         </w:rPr>
         <w:t>systemctl</w:t>
       </w:r>
-      <w:proofErr w:type="spellEnd"/>
-      <w:r>
-        <w:rPr>
-          <w:rFonts w:ascii="Consolas" w:eastAsia="Times New Roman" w:hAnsi="Consolas" w:cs="Times New Roman"/>
-          <w:color w:val="3B3B3B"/>
-          <w:sz w:val="21"/>
-          <w:szCs w:val="21"/>
-          <w:lang w:val="ru-UA" w:eastAsia="ru-UA"/>
-        </w:rPr>
-        <w:t xml:space="preserve"> </w:t>
-      </w:r>
-      <w:proofErr w:type="spellStart"/>
+      <w:r>
+        <w:rPr>
+          <w:rFonts w:ascii="Consolas" w:eastAsia="Times New Roman" w:hAnsi="Consolas" w:cs="Times New Roman"/>
+          <w:color w:val="3B3B3B"/>
+          <w:sz w:val="21"/>
+          <w:szCs w:val="21"/>
+          <w:lang w:val="ru-UA" w:eastAsia="ru-UA"/>
+        </w:rPr>
+        <w:t xml:space="preserve"> </w:t>
+      </w:r>
       <w:r>
         <w:rPr>
           <w:rFonts w:ascii="Consolas" w:eastAsia="Times New Roman" w:hAnsi="Consolas" w:cs="Times New Roman"/>
@@ -3354,18 +2213,16 @@
         </w:rPr>
         <w:t>restart</w:t>
       </w:r>
-      <w:proofErr w:type="spellEnd"/>
-      <w:r>
-        <w:rPr>
-          <w:rFonts w:ascii="Consolas" w:eastAsia="Times New Roman" w:hAnsi="Consolas" w:cs="Times New Roman"/>
-          <w:color w:val="3B3B3B"/>
-          <w:sz w:val="21"/>
-          <w:szCs w:val="21"/>
-          <w:lang w:val="ru-UA" w:eastAsia="ru-UA"/>
-        </w:rPr>
-        <w:t xml:space="preserve"> </w:t>
-      </w:r>
-      <w:proofErr w:type="spellStart"/>
+      <w:r>
+        <w:rPr>
+          <w:rFonts w:ascii="Consolas" w:eastAsia="Times New Roman" w:hAnsi="Consolas" w:cs="Times New Roman"/>
+          <w:color w:val="3B3B3B"/>
+          <w:sz w:val="21"/>
+          <w:szCs w:val="21"/>
+          <w:lang w:val="ru-UA" w:eastAsia="ru-UA"/>
+        </w:rPr>
+        <w:t xml:space="preserve"> </w:t>
+      </w:r>
       <w:r>
         <w:rPr>
           <w:rFonts w:ascii="Consolas" w:eastAsia="Times New Roman" w:hAnsi="Consolas" w:cs="Times New Roman"/>
@@ -3376,7 +2233,6 @@
         </w:rPr>
         <w:t>nginx</w:t>
       </w:r>
-      <w:proofErr w:type="spellEnd"/>
     </w:p>
     <w:p>
       <w:pPr>
@@ -3390,7 +2246,6 @@
           <w:lang w:val="ru-UA" w:eastAsia="ru-UA"/>
         </w:rPr>
       </w:pPr>
-      <w:proofErr w:type="spellStart"/>
       <w:r>
         <w:rPr>
           <w:rFonts w:ascii="Consolas" w:eastAsia="Times New Roman" w:hAnsi="Consolas" w:cs="Times New Roman"/>
@@ -3401,18 +2256,16 @@
         </w:rPr>
         <w:t>systemctl</w:t>
       </w:r>
-      <w:proofErr w:type="spellEnd"/>
-      <w:r>
-        <w:rPr>
-          <w:rFonts w:ascii="Consolas" w:eastAsia="Times New Roman" w:hAnsi="Consolas" w:cs="Times New Roman"/>
-          <w:color w:val="3B3B3B"/>
-          <w:sz w:val="21"/>
-          <w:szCs w:val="21"/>
-          <w:lang w:val="ru-UA" w:eastAsia="ru-UA"/>
-        </w:rPr>
-        <w:t xml:space="preserve"> </w:t>
-      </w:r>
-      <w:proofErr w:type="spellStart"/>
+      <w:r>
+        <w:rPr>
+          <w:rFonts w:ascii="Consolas" w:eastAsia="Times New Roman" w:hAnsi="Consolas" w:cs="Times New Roman"/>
+          <w:color w:val="3B3B3B"/>
+          <w:sz w:val="21"/>
+          <w:szCs w:val="21"/>
+          <w:lang w:val="ru-UA" w:eastAsia="ru-UA"/>
+        </w:rPr>
+        <w:t xml:space="preserve"> </w:t>
+      </w:r>
       <w:r>
         <w:rPr>
           <w:rFonts w:ascii="Consolas" w:eastAsia="Times New Roman" w:hAnsi="Consolas" w:cs="Times New Roman"/>
@@ -3423,18 +2276,16 @@
         </w:rPr>
         <w:t>enable</w:t>
       </w:r>
-      <w:proofErr w:type="spellEnd"/>
-      <w:r>
-        <w:rPr>
-          <w:rFonts w:ascii="Consolas" w:eastAsia="Times New Roman" w:hAnsi="Consolas" w:cs="Times New Roman"/>
-          <w:color w:val="3B3B3B"/>
-          <w:sz w:val="21"/>
-          <w:szCs w:val="21"/>
-          <w:lang w:val="ru-UA" w:eastAsia="ru-UA"/>
-        </w:rPr>
-        <w:t xml:space="preserve"> </w:t>
-      </w:r>
-      <w:proofErr w:type="spellStart"/>
+      <w:r>
+        <w:rPr>
+          <w:rFonts w:ascii="Consolas" w:eastAsia="Times New Roman" w:hAnsi="Consolas" w:cs="Times New Roman"/>
+          <w:color w:val="3B3B3B"/>
+          <w:sz w:val="21"/>
+          <w:szCs w:val="21"/>
+          <w:lang w:val="ru-UA" w:eastAsia="ru-UA"/>
+        </w:rPr>
+        <w:t xml:space="preserve"> </w:t>
+      </w:r>
       <w:r>
         <w:rPr>
           <w:rFonts w:ascii="Consolas" w:eastAsia="Times New Roman" w:hAnsi="Consolas" w:cs="Times New Roman"/>
@@ -3445,7 +2296,6 @@
         </w:rPr>
         <w:t>nginx</w:t>
       </w:r>
-      <w:proofErr w:type="spellEnd"/>
     </w:p>
     <w:p>
       <w:pPr>
@@ -3459,7 +2309,6 @@
           <w:lang w:val="ru-UA" w:eastAsia="ru-UA"/>
         </w:rPr>
       </w:pPr>
-      <w:proofErr w:type="spellStart"/>
       <w:r>
         <w:rPr>
           <w:rFonts w:ascii="Consolas" w:eastAsia="Times New Roman" w:hAnsi="Consolas" w:cs="Times New Roman"/>
@@ -3470,7 +2319,6 @@
         </w:rPr>
         <w:t>mkdir</w:t>
       </w:r>
-      <w:proofErr w:type="spellEnd"/>
       <w:r>
         <w:rPr>
           <w:rFonts w:ascii="Consolas" w:eastAsia="Times New Roman" w:hAnsi="Consolas" w:cs="Times New Roman"/>
@@ -3509,42 +2357,8 @@
           <w:szCs w:val="21"/>
           <w:lang w:val="ru-UA" w:eastAsia="ru-UA"/>
         </w:rPr>
-        <w:t>/</w:t>
-      </w:r>
-      <w:proofErr w:type="spellStart"/>
-      <w:r>
-        <w:rPr>
-          <w:rFonts w:ascii="Consolas" w:eastAsia="Times New Roman" w:hAnsi="Consolas" w:cs="Times New Roman"/>
-          <w:color w:val="A31515"/>
-          <w:sz w:val="21"/>
-          <w:szCs w:val="21"/>
-          <w:lang w:val="ru-UA" w:eastAsia="ru-UA"/>
-        </w:rPr>
-        <w:t>opt</w:t>
-      </w:r>
-      <w:proofErr w:type="spellEnd"/>
-      <w:r>
-        <w:rPr>
-          <w:rFonts w:ascii="Consolas" w:eastAsia="Times New Roman" w:hAnsi="Consolas" w:cs="Times New Roman"/>
-          <w:color w:val="A31515"/>
-          <w:sz w:val="21"/>
-          <w:szCs w:val="21"/>
-          <w:lang w:val="ru-UA" w:eastAsia="ru-UA"/>
-        </w:rPr>
-        <w:t>/</w:t>
-      </w:r>
-      <w:proofErr w:type="spellStart"/>
-      <w:r>
-        <w:rPr>
-          <w:rFonts w:ascii="Consolas" w:eastAsia="Times New Roman" w:hAnsi="Consolas" w:cs="Times New Roman"/>
-          <w:color w:val="A31515"/>
-          <w:sz w:val="21"/>
-          <w:szCs w:val="21"/>
-          <w:lang w:val="ru-UA" w:eastAsia="ru-UA"/>
-        </w:rPr>
-        <w:t>mywebapp</w:t>
-      </w:r>
-      <w:proofErr w:type="spellEnd"/>
+        <w:t>/opt/mywebapp</w:t>
+      </w:r>
     </w:p>
     <w:p>
       <w:pPr>
@@ -3688,6 +2502,7 @@
       <w:r>
         <w:rPr>
           <w:rFonts w:cstheme="minorHAnsi"/>
+          <w:noProof/>
           <w:sz w:val="28"/>
           <w:szCs w:val="28"/>
           <w:lang w:val="uk-UA"/>
@@ -3718,6 +2533,59 @@
                     <a:xfrm>
                       <a:off x="0" y="0"/>
                       <a:ext cx="5940425" cy="2898140"/>
+                    </a:xfrm>
+                    <a:prstGeom prst="rect">
+                      <a:avLst/>
+                    </a:prstGeom>
+                  </pic:spPr>
+                </pic:pic>
+              </a:graphicData>
+            </a:graphic>
+          </wp:inline>
+        </w:drawing>
+      </w:r>
+    </w:p>
+    <w:p>
+      <w:pPr>
+        <w:rPr>
+          <w:rFonts w:cstheme="minorHAnsi"/>
+          <w:sz w:val="28"/>
+          <w:szCs w:val="28"/>
+          <w:lang w:val="uk-UA"/>
+        </w:rPr>
+      </w:pPr>
+      <w:r>
+        <w:rPr>
+          <w:rFonts w:cstheme="minorHAnsi"/>
+          <w:sz w:val="28"/>
+          <w:szCs w:val="28"/>
+          <w:lang w:val="uk-UA"/>
+        </w:rPr>
+        <w:drawing>
+          <wp:inline distT="0" distB="0" distL="0" distR="0" wp14:anchorId="6C77BD6B" wp14:editId="49F624F1">
+            <wp:extent cx="5940425" cy="2891155"/>
+            <wp:effectExtent l="0" t="0" r="3175" b="4445"/>
+            <wp:docPr id="3" name="Рисунок 3"/>
+            <wp:cNvGraphicFramePr>
+              <a:graphicFrameLocks xmlns:a="http://schemas.openxmlformats.org/drawingml/2006/main" noChangeAspect="1"/>
+            </wp:cNvGraphicFramePr>
+            <a:graphic xmlns:a="http://schemas.openxmlformats.org/drawingml/2006/main">
+              <a:graphicData uri="http://schemas.openxmlformats.org/drawingml/2006/picture">
+                <pic:pic xmlns:pic="http://schemas.openxmlformats.org/drawingml/2006/picture">
+                  <pic:nvPicPr>
+                    <pic:cNvPr id="1" name=""/>
+                    <pic:cNvPicPr/>
+                  </pic:nvPicPr>
+                  <pic:blipFill>
+                    <a:blip r:embed="rId7"/>
+                    <a:stretch>
+                      <a:fillRect/>
+                    </a:stretch>
+                  </pic:blipFill>
+                  <pic:spPr>
+                    <a:xfrm>
+                      <a:off x="0" y="0"/>
+                      <a:ext cx="5940425" cy="2891155"/>
                     </a:xfrm>
                     <a:prstGeom prst="rect">
                       <a:avLst/>
